--- a/Challenge_1_Titanic/challenge1_titanic_TranHoMinhHai_3123410092/Titanic_paper.docx
+++ b/Challenge_1_Titanic/challenge1_titanic_TranHoMinhHai_3123410092/Titanic_paper.docx
@@ -4,7 +4,7 @@
   <w:body>
     <w:p>
       <w:pPr>
-        <w:jc w:val="center"/>
+        <w:jc w:val="both"/>
         <w:rPr>
           <w:rFonts w:ascii="Times New Roman" w:hAnsi="Times New Roman" w:cs="Times New Roman"/>
           <w:bCs/>
@@ -34,7 +34,7 @@
     </w:p>
     <w:p>
       <w:pPr>
-        <w:jc w:val="center"/>
+        <w:jc w:val="both"/>
         <w:rPr>
           <w:rFonts w:ascii="Times New Roman" w:hAnsi="Times New Roman" w:cs="Times New Roman"/>
           <w:bCs/>
@@ -45,7 +45,7 @@
     </w:p>
     <w:p>
       <w:pPr>
-        <w:jc w:val="center"/>
+        <w:jc w:val="both"/>
         <w:rPr>
           <w:rFonts w:ascii="Times New Roman" w:hAnsi="Times New Roman" w:cs="Times New Roman"/>
           <w:bCs/>
@@ -65,7 +65,7 @@
     </w:p>
     <w:p>
       <w:pPr>
-        <w:jc w:val="center"/>
+        <w:jc w:val="both"/>
         <w:rPr>
           <w:rFonts w:ascii="Times New Roman" w:hAnsi="Times New Roman" w:cs="Times New Roman"/>
           <w:bCs/>
@@ -76,7 +76,7 @@
     </w:p>
     <w:p>
       <w:pPr>
-        <w:jc w:val="center"/>
+        <w:jc w:val="both"/>
         <w:rPr>
           <w:rFonts w:ascii="Times New Roman" w:hAnsi="Times New Roman" w:cs="Times New Roman"/>
           <w:b/>
@@ -96,6 +96,7 @@
     </w:p>
     <w:p>
       <w:pPr>
+        <w:jc w:val="both"/>
         <w:rPr>
           <w:rFonts w:ascii="Times New Roman" w:hAnsi="Times New Roman" w:cs="Times New Roman"/>
         </w:rPr>
@@ -109,13 +110,15 @@
     </w:p>
     <w:p>
       <w:pPr>
-        <w:rPr>
-          <w:rFonts w:ascii="Times New Roman" w:hAnsi="Times New Roman" w:cs="Times New Roman"/>
-        </w:rPr>
-      </w:pPr>
-    </w:p>
-    <w:p>
-      <w:pPr>
+        <w:jc w:val="both"/>
+        <w:rPr>
+          <w:rFonts w:ascii="Times New Roman" w:hAnsi="Times New Roman" w:cs="Times New Roman"/>
+        </w:rPr>
+      </w:pPr>
+    </w:p>
+    <w:p>
+      <w:pPr>
+        <w:jc w:val="both"/>
         <w:rPr>
           <w:rFonts w:ascii="Times New Roman" w:hAnsi="Times New Roman" w:cs="Times New Roman"/>
           <w:b/>
@@ -134,6 +137,7 @@
     <w:p>
       <w:pPr>
         <w:pStyle w:val="Heading1"/>
+        <w:jc w:val="both"/>
       </w:pPr>
       <w:r>
         <w:lastRenderedPageBreak/>
@@ -142,6 +146,7 @@
     </w:p>
     <w:p>
       <w:pPr>
+        <w:jc w:val="both"/>
         <w:rPr>
           <w:rFonts w:ascii="Times New Roman" w:hAnsi="Times New Roman" w:cs="Times New Roman"/>
         </w:rPr>
@@ -155,6 +160,7 @@
     </w:p>
     <w:p>
       <w:pPr>
+        <w:jc w:val="both"/>
         <w:rPr>
           <w:rFonts w:ascii="Times New Roman" w:hAnsi="Times New Roman" w:cs="Times New Roman"/>
         </w:rPr>
@@ -168,6 +174,7 @@
     </w:p>
     <w:p>
       <w:pPr>
+        <w:jc w:val="both"/>
         <w:rPr>
           <w:rFonts w:ascii="Times New Roman" w:hAnsi="Times New Roman" w:cs="Times New Roman"/>
         </w:rPr>
@@ -181,6 +188,7 @@
     </w:p>
     <w:p>
       <w:pPr>
+        <w:jc w:val="both"/>
         <w:rPr>
           <w:rFonts w:ascii="Times New Roman" w:hAnsi="Times New Roman" w:cs="Times New Roman"/>
         </w:rPr>
@@ -195,6 +203,7 @@
     <w:p>
       <w:pPr>
         <w:pStyle w:val="Heading1"/>
+        <w:jc w:val="both"/>
       </w:pPr>
       <w:r>
         <w:t>2. Công việc liên quan</w:t>
@@ -202,6 +211,7 @@
     </w:p>
     <w:p>
       <w:pPr>
+        <w:jc w:val="both"/>
         <w:rPr>
           <w:rFonts w:ascii="Times New Roman" w:hAnsi="Times New Roman" w:cs="Times New Roman"/>
         </w:rPr>
@@ -216,6 +226,7 @@
     <w:p>
       <w:pPr>
         <w:pStyle w:val="Heading2"/>
+        <w:jc w:val="both"/>
       </w:pPr>
       <w:r>
         <w:t>2.1. Mô hình thống kê cổ điển</w:t>
@@ -223,27 +234,29 @@
     </w:p>
     <w:p>
       <w:pPr>
-        <w:rPr>
-          <w:rFonts w:ascii="Times New Roman" w:hAnsi="Times New Roman" w:cs="Times New Roman"/>
-        </w:rPr>
-      </w:pPr>
-      <w:r>
-        <w:rPr>
-          <w:rFonts w:ascii="Times New Roman" w:hAnsi="Times New Roman" w:cs="Times New Roman"/>
-        </w:rPr>
-        <w:t xml:space="preserve">Các mô hình như Logistic Regression (LR) và các biến thể GLM được sử dụng rộng rãi do tính đơn giản, ổn định và dễ diễn giải. LR hoạt động tốt khi mối quan hệ giữa biến độc lập và xác suất nhãn là gần tuyến tính sau khi đã chuẩn hoá và mã hoá thích hợp. Tuy nhiên, các mô hình </w:t>
+        <w:jc w:val="both"/>
+        <w:rPr>
+          <w:rFonts w:ascii="Times New Roman" w:hAnsi="Times New Roman" w:cs="Times New Roman"/>
+        </w:rPr>
+      </w:pPr>
+      <w:r>
+        <w:rPr>
+          <w:rFonts w:ascii="Times New Roman" w:hAnsi="Times New Roman" w:cs="Times New Roman"/>
+        </w:rPr>
+        <w:t xml:space="preserve">Các mô hình như Logistic Regression (LR) và các biến thể GLM được sử dụng rộng rãi do tính đơn giản, ổn định và dễ diễn giải. LR hoạt động tốt khi mối quan hệ giữa biến độc lập và xác suất nhãn là gần tuyến tính sau khi đã chuẩn hoá và mã hoá thích hợp. Tuy nhiên, các mô hình tuyến </w:t>
       </w:r>
       <w:r>
         <w:rPr>
           <w:rFonts w:ascii="Times New Roman" w:hAnsi="Times New Roman" w:cs="Times New Roman"/>
         </w:rPr>
         <w:lastRenderedPageBreak/>
-        <w:t>tuyến tính thường hạn chế trước tương tác/phi tuyến phức tạp giữa thuộc tính, đòi hỏi kỹ thuật khai thác đặc trưng thủ công để đạt hiệu năng cao.</w:t>
+        <w:t>tính thường hạn chế trước tương tác/phi tuyến phức tạp giữa thuộc tính, đòi hỏi kỹ thuật khai thác đặc trưng thủ công để đạt hiệu năng cao.</w:t>
       </w:r>
     </w:p>
     <w:p>
       <w:pPr>
         <w:pStyle w:val="Heading2"/>
+        <w:jc w:val="both"/>
       </w:pPr>
       <w:r>
         <w:t>2.2. Ensemble dựa trên cây quyết định</w:t>
@@ -251,6 +264,7 @@
     </w:p>
     <w:p>
       <w:pPr>
+        <w:jc w:val="both"/>
         <w:rPr>
           <w:rFonts w:ascii="Times New Roman" w:hAnsi="Times New Roman" w:cs="Times New Roman"/>
         </w:rPr>
@@ -265,6 +279,7 @@
     <w:p>
       <w:pPr>
         <w:pStyle w:val="Heading1"/>
+        <w:jc w:val="both"/>
       </w:pPr>
       <w:r>
         <w:t>3. Phương pháp đề xuất</w:t>
@@ -272,6 +287,7 @@
     </w:p>
     <w:p>
       <w:pPr>
+        <w:jc w:val="both"/>
         <w:rPr>
           <w:rFonts w:ascii="Times New Roman" w:hAnsi="Times New Roman" w:cs="Times New Roman"/>
         </w:rPr>
@@ -286,6 +302,7 @@
     <w:p>
       <w:pPr>
         <w:pStyle w:val="Heading2"/>
+        <w:jc w:val="both"/>
       </w:pPr>
       <w:r>
         <w:t>3.1. Tổng quan quy trình</w:t>
@@ -293,6 +310,7 @@
     </w:p>
     <w:p>
       <w:pPr>
+        <w:jc w:val="both"/>
         <w:rPr>
           <w:rFonts w:ascii="Times New Roman" w:hAnsi="Times New Roman" w:cs="Times New Roman"/>
         </w:rPr>
@@ -360,7 +378,7 @@
     <w:p>
       <w:pPr>
         <w:pStyle w:val="Caption"/>
-        <w:jc w:val="center"/>
+        <w:jc w:val="both"/>
         <w:rPr>
           <w:rFonts w:ascii="Times New Roman" w:hAnsi="Times New Roman" w:cs="Times New Roman"/>
           <w:color w:val="000000" w:themeColor="text1"/>
@@ -414,6 +432,7 @@
     <w:p>
       <w:pPr>
         <w:pStyle w:val="Heading2"/>
+        <w:jc w:val="both"/>
       </w:pPr>
       <w:r>
         <w:t>3.2. Tổng quan vấn đề</w:t>
@@ -421,6 +440,7 @@
     </w:p>
     <w:p>
       <w:pPr>
+        <w:jc w:val="both"/>
         <w:rPr>
           <w:rFonts w:ascii="Times New Roman" w:hAnsi="Times New Roman" w:cs="Times New Roman"/>
         </w:rPr>
@@ -434,6 +454,7 @@
     </w:p>
     <w:p>
       <w:pPr>
+        <w:jc w:val="both"/>
         <w:rPr>
           <w:rFonts w:ascii="Times New Roman" w:hAnsi="Times New Roman" w:cs="Times New Roman"/>
         </w:rPr>
@@ -463,6 +484,7 @@
           </w:tcPr>
           <w:p>
             <w:pPr>
+              <w:jc w:val="both"/>
               <w:rPr>
                 <w:rFonts w:ascii="Times New Roman" w:hAnsi="Times New Roman" w:cs="Times New Roman"/>
                 <w:b/>
@@ -485,6 +507,7 @@
           </w:tcPr>
           <w:p>
             <w:pPr>
+              <w:jc w:val="both"/>
               <w:rPr>
                 <w:rFonts w:ascii="Times New Roman" w:hAnsi="Times New Roman" w:cs="Times New Roman"/>
                 <w:b/>
@@ -507,6 +530,7 @@
           </w:tcPr>
           <w:p>
             <w:pPr>
+              <w:jc w:val="both"/>
               <w:rPr>
                 <w:rFonts w:ascii="Times New Roman" w:hAnsi="Times New Roman" w:cs="Times New Roman"/>
                 <w:b/>
@@ -531,6 +555,7 @@
           </w:tcPr>
           <w:p>
             <w:pPr>
+              <w:jc w:val="both"/>
               <w:rPr>
                 <w:rFonts w:ascii="Times New Roman" w:hAnsi="Times New Roman" w:cs="Times New Roman"/>
               </w:rPr>
@@ -549,6 +574,7 @@
           </w:tcPr>
           <w:p>
             <w:pPr>
+              <w:jc w:val="both"/>
               <w:rPr>
                 <w:rFonts w:ascii="Times New Roman" w:hAnsi="Times New Roman" w:cs="Times New Roman"/>
               </w:rPr>
@@ -567,6 +593,7 @@
           </w:tcPr>
           <w:p>
             <w:pPr>
+              <w:jc w:val="both"/>
               <w:rPr>
                 <w:rFonts w:ascii="Times New Roman" w:hAnsi="Times New Roman" w:cs="Times New Roman"/>
               </w:rPr>
@@ -590,6 +617,7 @@
           </w:tcPr>
           <w:p>
             <w:pPr>
+              <w:jc w:val="both"/>
               <w:rPr>
                 <w:rFonts w:ascii="Times New Roman" w:hAnsi="Times New Roman" w:cs="Times New Roman"/>
               </w:rPr>
@@ -608,6 +636,7 @@
           </w:tcPr>
           <w:p>
             <w:pPr>
+              <w:jc w:val="both"/>
               <w:rPr>
                 <w:rFonts w:ascii="Times New Roman" w:hAnsi="Times New Roman" w:cs="Times New Roman"/>
               </w:rPr>
@@ -626,6 +655,7 @@
           </w:tcPr>
           <w:p>
             <w:pPr>
+              <w:jc w:val="both"/>
               <w:rPr>
                 <w:rFonts w:ascii="Times New Roman" w:hAnsi="Times New Roman" w:cs="Times New Roman"/>
               </w:rPr>
@@ -646,6 +676,7 @@
           </w:tcPr>
           <w:p>
             <w:pPr>
+              <w:jc w:val="both"/>
               <w:rPr>
                 <w:rFonts w:ascii="Times New Roman" w:hAnsi="Times New Roman" w:cs="Times New Roman"/>
               </w:rPr>
@@ -664,6 +695,7 @@
           </w:tcPr>
           <w:p>
             <w:pPr>
+              <w:jc w:val="both"/>
               <w:rPr>
                 <w:rFonts w:ascii="Times New Roman" w:hAnsi="Times New Roman" w:cs="Times New Roman"/>
               </w:rPr>
@@ -682,6 +714,7 @@
           </w:tcPr>
           <w:p>
             <w:pPr>
+              <w:jc w:val="both"/>
               <w:rPr>
                 <w:rFonts w:ascii="Times New Roman" w:hAnsi="Times New Roman" w:cs="Times New Roman"/>
               </w:rPr>
@@ -702,6 +735,7 @@
           </w:tcPr>
           <w:p>
             <w:pPr>
+              <w:jc w:val="both"/>
               <w:rPr>
                 <w:rFonts w:ascii="Times New Roman" w:hAnsi="Times New Roman" w:cs="Times New Roman"/>
               </w:rPr>
@@ -720,6 +754,7 @@
           </w:tcPr>
           <w:p>
             <w:pPr>
+              <w:jc w:val="both"/>
               <w:rPr>
                 <w:rFonts w:ascii="Times New Roman" w:hAnsi="Times New Roman" w:cs="Times New Roman"/>
               </w:rPr>
@@ -738,6 +773,7 @@
           </w:tcPr>
           <w:p>
             <w:pPr>
+              <w:jc w:val="both"/>
               <w:rPr>
                 <w:rFonts w:ascii="Times New Roman" w:hAnsi="Times New Roman" w:cs="Times New Roman"/>
               </w:rPr>
@@ -758,6 +794,7 @@
           </w:tcPr>
           <w:p>
             <w:pPr>
+              <w:jc w:val="both"/>
               <w:rPr>
                 <w:rFonts w:ascii="Times New Roman" w:hAnsi="Times New Roman" w:cs="Times New Roman"/>
               </w:rPr>
@@ -776,6 +813,7 @@
           </w:tcPr>
           <w:p>
             <w:pPr>
+              <w:jc w:val="both"/>
               <w:rPr>
                 <w:rFonts w:ascii="Times New Roman" w:hAnsi="Times New Roman" w:cs="Times New Roman"/>
               </w:rPr>
@@ -794,6 +832,7 @@
           </w:tcPr>
           <w:p>
             <w:pPr>
+              <w:jc w:val="both"/>
               <w:rPr>
                 <w:rFonts w:ascii="Times New Roman" w:hAnsi="Times New Roman" w:cs="Times New Roman"/>
               </w:rPr>
@@ -814,6 +853,7 @@
           </w:tcPr>
           <w:p>
             <w:pPr>
+              <w:jc w:val="both"/>
               <w:rPr>
                 <w:rFonts w:ascii="Times New Roman" w:hAnsi="Times New Roman" w:cs="Times New Roman"/>
               </w:rPr>
@@ -832,6 +872,7 @@
           </w:tcPr>
           <w:p>
             <w:pPr>
+              <w:jc w:val="both"/>
               <w:rPr>
                 <w:rFonts w:ascii="Times New Roman" w:hAnsi="Times New Roman" w:cs="Times New Roman"/>
               </w:rPr>
@@ -850,6 +891,7 @@
           </w:tcPr>
           <w:p>
             <w:pPr>
+              <w:jc w:val="both"/>
               <w:rPr>
                 <w:rFonts w:ascii="Times New Roman" w:hAnsi="Times New Roman" w:cs="Times New Roman"/>
               </w:rPr>
@@ -870,6 +912,7 @@
           </w:tcPr>
           <w:p>
             <w:pPr>
+              <w:jc w:val="both"/>
               <w:rPr>
                 <w:rFonts w:ascii="Times New Roman" w:hAnsi="Times New Roman" w:cs="Times New Roman"/>
               </w:rPr>
@@ -888,6 +931,7 @@
           </w:tcPr>
           <w:p>
             <w:pPr>
+              <w:jc w:val="both"/>
               <w:rPr>
                 <w:rFonts w:ascii="Times New Roman" w:hAnsi="Times New Roman" w:cs="Times New Roman"/>
               </w:rPr>
@@ -906,6 +950,7 @@
           </w:tcPr>
           <w:p>
             <w:pPr>
+              <w:jc w:val="both"/>
               <w:rPr>
                 <w:rFonts w:ascii="Times New Roman" w:hAnsi="Times New Roman" w:cs="Times New Roman"/>
               </w:rPr>
@@ -926,6 +971,7 @@
           </w:tcPr>
           <w:p>
             <w:pPr>
+              <w:jc w:val="both"/>
               <w:rPr>
                 <w:rFonts w:ascii="Times New Roman" w:hAnsi="Times New Roman" w:cs="Times New Roman"/>
               </w:rPr>
@@ -944,6 +990,7 @@
           </w:tcPr>
           <w:p>
             <w:pPr>
+              <w:jc w:val="both"/>
               <w:rPr>
                 <w:rFonts w:ascii="Times New Roman" w:hAnsi="Times New Roman" w:cs="Times New Roman"/>
               </w:rPr>
@@ -962,6 +1009,7 @@
           </w:tcPr>
           <w:p>
             <w:pPr>
+              <w:jc w:val="both"/>
               <w:rPr>
                 <w:rFonts w:ascii="Times New Roman" w:hAnsi="Times New Roman" w:cs="Times New Roman"/>
               </w:rPr>
@@ -982,6 +1030,7 @@
           </w:tcPr>
           <w:p>
             <w:pPr>
+              <w:jc w:val="both"/>
               <w:rPr>
                 <w:rFonts w:ascii="Times New Roman" w:hAnsi="Times New Roman" w:cs="Times New Roman"/>
               </w:rPr>
@@ -1000,6 +1049,7 @@
           </w:tcPr>
           <w:p>
             <w:pPr>
+              <w:jc w:val="both"/>
               <w:rPr>
                 <w:rFonts w:ascii="Times New Roman" w:hAnsi="Times New Roman" w:cs="Times New Roman"/>
               </w:rPr>
@@ -1018,6 +1068,7 @@
           </w:tcPr>
           <w:p>
             <w:pPr>
+              <w:jc w:val="both"/>
               <w:rPr>
                 <w:rFonts w:ascii="Times New Roman" w:hAnsi="Times New Roman" w:cs="Times New Roman"/>
               </w:rPr>
@@ -1038,6 +1089,7 @@
           </w:tcPr>
           <w:p>
             <w:pPr>
+              <w:jc w:val="both"/>
               <w:rPr>
                 <w:rFonts w:ascii="Times New Roman" w:hAnsi="Times New Roman" w:cs="Times New Roman"/>
               </w:rPr>
@@ -1056,6 +1108,7 @@
           </w:tcPr>
           <w:p>
             <w:pPr>
+              <w:jc w:val="both"/>
               <w:rPr>
                 <w:rFonts w:ascii="Times New Roman" w:hAnsi="Times New Roman" w:cs="Times New Roman"/>
               </w:rPr>
@@ -1075,6 +1128,7 @@
           <w:p>
             <w:pPr>
               <w:keepNext/>
+              <w:jc w:val="both"/>
               <w:rPr>
                 <w:rFonts w:ascii="Times New Roman" w:hAnsi="Times New Roman" w:cs="Times New Roman"/>
               </w:rPr>
@@ -1092,7 +1146,7 @@
     <w:p>
       <w:pPr>
         <w:pStyle w:val="Caption"/>
-        <w:jc w:val="center"/>
+        <w:jc w:val="both"/>
         <w:rPr>
           <w:rFonts w:ascii="Times New Roman" w:hAnsi="Times New Roman" w:cs="Times New Roman"/>
           <w:color w:val="000000" w:themeColor="text1"/>
@@ -1144,6 +1198,7 @@
     </w:p>
     <w:p>
       <w:pPr>
+        <w:jc w:val="both"/>
         <w:rPr>
           <w:rFonts w:ascii="Times New Roman" w:hAnsi="Times New Roman" w:cs="Times New Roman"/>
         </w:rPr>
@@ -1158,6 +1213,7 @@
     </w:p>
     <w:p>
       <w:pPr>
+        <w:jc w:val="both"/>
         <w:rPr>
           <w:rFonts w:ascii="Times New Roman" w:hAnsi="Times New Roman" w:cs="Times New Roman"/>
         </w:rPr>
@@ -1171,6 +1227,7 @@
     </w:p>
     <w:p>
       <w:pPr>
+        <w:jc w:val="both"/>
         <w:rPr>
           <w:rFonts w:ascii="Times New Roman" w:hAnsi="Times New Roman" w:cs="Times New Roman"/>
         </w:rPr>
@@ -1269,6 +1326,7 @@
     <w:p>
       <w:pPr>
         <w:pStyle w:val="Heading2"/>
+        <w:jc w:val="both"/>
       </w:pPr>
       <w:r>
         <w:t>3.3. Mô hình đề xuất</w:t>
@@ -1276,6 +1334,7 @@
     </w:p>
     <w:p>
       <w:pPr>
+        <w:jc w:val="both"/>
         <w:rPr>
           <w:rFonts w:ascii="Times New Roman" w:hAnsi="Times New Roman" w:cs="Times New Roman"/>
         </w:rPr>
@@ -1331,6 +1390,7 @@
     </w:p>
     <w:p>
       <w:pPr>
+        <w:jc w:val="both"/>
         <w:rPr>
           <w:rFonts w:ascii="Times New Roman" w:hAnsi="Times New Roman" w:cs="Times New Roman"/>
           <w:b/>
@@ -1348,6 +1408,7 @@
     </w:p>
     <w:p>
       <w:pPr>
+        <w:jc w:val="both"/>
         <w:rPr>
           <w:rFonts w:ascii="Times New Roman" w:hAnsi="Times New Roman" w:cs="Times New Roman"/>
         </w:rPr>
@@ -1409,10 +1470,10 @@
             <v:path o:extrusionok="f" gradientshapeok="t" o:connecttype="rect"/>
             <o:lock v:ext="edit" aspectratio="t"/>
           </v:shapetype>
-          <v:shape id="_x0000_i1025" type="#_x0000_t75" style="width:142.6pt;height:18pt" o:ole="">
+          <v:shape id="_x0000_i1165" type="#_x0000_t75" style="width:142.6pt;height:18pt" o:ole="">
             <v:imagedata r:id="rId10" o:title=""/>
           </v:shape>
-          <o:OLEObject Type="Embed" ProgID="Equation.DSMT4" ShapeID="_x0000_i1025" DrawAspect="Content" ObjectID="_1822298274" r:id="rId11"/>
+          <o:OLEObject Type="Embed" ProgID="Equation.DSMT4" ShapeID="_x0000_i1165" DrawAspect="Content" ObjectID="_1822303564" r:id="rId11"/>
         </w:object>
       </w:r>
       <w:r>
@@ -1426,15 +1487,16 @@
           <w:position w:val="-24"/>
         </w:rPr>
         <w:object w:dxaOrig="1380" w:dyaOrig="620" w14:anchorId="58292451">
-          <v:shape id="_x0000_i1026" type="#_x0000_t75" style="width:69.25pt;height:31.4pt" o:ole="">
+          <v:shape id="_x0000_i1166" type="#_x0000_t75" style="width:69.25pt;height:31.4pt" o:ole="">
             <v:imagedata r:id="rId12" o:title=""/>
           </v:shape>
-          <o:OLEObject Type="Embed" ProgID="Equation.DSMT4" ShapeID="_x0000_i1026" DrawAspect="Content" ObjectID="_1822298275" r:id="rId13"/>
+          <o:OLEObject Type="Embed" ProgID="Equation.DSMT4" ShapeID="_x0000_i1166" DrawAspect="Content" ObjectID="_1822303565" r:id="rId13"/>
         </w:object>
       </w:r>
     </w:p>
     <w:p>
       <w:pPr>
+        <w:jc w:val="both"/>
         <w:rPr>
           <w:rFonts w:ascii="Times New Roman" w:hAnsi="Times New Roman" w:cs="Times New Roman"/>
         </w:rPr>
@@ -1459,15 +1521,16 @@
           <w:position w:val="-28"/>
         </w:rPr>
         <w:object w:dxaOrig="5700" w:dyaOrig="680" w14:anchorId="37E903CA">
-          <v:shape id="_x0000_i1027" type="#_x0000_t75" style="width:302.75pt;height:34.15pt" o:ole="">
+          <v:shape id="_x0000_i1167" type="#_x0000_t75" style="width:302.75pt;height:34.15pt" o:ole="">
             <v:imagedata r:id="rId14" o:title=""/>
           </v:shape>
-          <o:OLEObject Type="Embed" ProgID="Equation.DSMT4" ShapeID="_x0000_i1027" DrawAspect="Content" ObjectID="_1822298276" r:id="rId15"/>
+          <o:OLEObject Type="Embed" ProgID="Equation.DSMT4" ShapeID="_x0000_i1167" DrawAspect="Content" ObjectID="_1822303566" r:id="rId15"/>
         </w:object>
       </w:r>
     </w:p>
     <w:p>
       <w:pPr>
+        <w:jc w:val="both"/>
         <w:rPr>
           <w:rFonts w:ascii="Times New Roman" w:hAnsi="Times New Roman" w:cs="Times New Roman"/>
         </w:rPr>
@@ -1489,6 +1552,7 @@
     </w:p>
     <w:p>
       <w:pPr>
+        <w:jc w:val="both"/>
         <w:rPr>
           <w:rFonts w:ascii="Times New Roman" w:hAnsi="Times New Roman" w:cs="Times New Roman"/>
           <w:b/>
@@ -1506,6 +1570,7 @@
     </w:p>
     <w:p>
       <w:pPr>
+        <w:jc w:val="both"/>
         <w:rPr>
           <w:rFonts w:ascii="Times New Roman" w:hAnsi="Times New Roman" w:cs="Times New Roman"/>
         </w:rPr>
@@ -1522,10 +1587,10 @@
           <w:position w:val="-28"/>
         </w:rPr>
         <w:object w:dxaOrig="1260" w:dyaOrig="680" w14:anchorId="17AD2AE5">
-          <v:shape id="_x0000_i1028" type="#_x0000_t75" style="width:63.25pt;height:34.15pt" o:ole="">
+          <v:shape id="_x0000_i1168" type="#_x0000_t75" style="width:63.25pt;height:34.15pt" o:ole="">
             <v:imagedata r:id="rId16" o:title=""/>
           </v:shape>
-          <o:OLEObject Type="Embed" ProgID="Equation.DSMT4" ShapeID="_x0000_i1028" DrawAspect="Content" ObjectID="_1822298277" r:id="rId17"/>
+          <o:OLEObject Type="Embed" ProgID="Equation.DSMT4" ShapeID="_x0000_i1168" DrawAspect="Content" ObjectID="_1822303567" r:id="rId17"/>
         </w:object>
       </w:r>
       <w:r>
@@ -1540,10 +1605,10 @@
           <w:position w:val="-12"/>
         </w:rPr>
         <w:object w:dxaOrig="760" w:dyaOrig="360" w14:anchorId="12744356">
-          <v:shape id="_x0000_i1029" type="#_x0000_t75" style="width:37.85pt;height:18pt" o:ole="">
+          <v:shape id="_x0000_i1169" type="#_x0000_t75" style="width:37.85pt;height:18pt" o:ole="">
             <v:imagedata r:id="rId18" o:title=""/>
           </v:shape>
-          <o:OLEObject Type="Embed" ProgID="Equation.DSMT4" ShapeID="_x0000_i1029" DrawAspect="Content" ObjectID="_1822298278" r:id="rId19"/>
+          <o:OLEObject Type="Embed" ProgID="Equation.DSMT4" ShapeID="_x0000_i1169" DrawAspect="Content" ObjectID="_1822303568" r:id="rId19"/>
         </w:object>
       </w:r>
       <w:r>
@@ -1561,7 +1626,7 @@
     </w:p>
     <w:p>
       <w:pPr>
-        <w:jc w:val="center"/>
+        <w:jc w:val="both"/>
         <w:rPr>
           <w:noProof/>
         </w:rPr>
@@ -1572,10 +1637,10 @@
           <w:position w:val="-4"/>
         </w:rPr>
         <w:object w:dxaOrig="180" w:dyaOrig="279" w14:anchorId="35D86B8C">
-          <v:shape id="_x0000_i1030" type="#_x0000_t75" style="width:9.25pt;height:13.85pt" o:ole="">
+          <v:shape id="_x0000_i1170" type="#_x0000_t75" style="width:9.25pt;height:13.85pt" o:ole="">
             <v:imagedata r:id="rId20" o:title=""/>
           </v:shape>
-          <o:OLEObject Type="Embed" ProgID="Equation.DSMT4" ShapeID="_x0000_i1030" DrawAspect="Content" ObjectID="_1822298279" r:id="rId21"/>
+          <o:OLEObject Type="Embed" ProgID="Equation.DSMT4" ShapeID="_x0000_i1170" DrawAspect="Content" ObjectID="_1822303569" r:id="rId21"/>
         </w:object>
       </w:r>
       <w:r>
@@ -1628,6 +1693,7 @@
     </w:p>
     <w:p>
       <w:pPr>
+        <w:jc w:val="both"/>
         <w:rPr>
           <w:rFonts w:ascii="Times New Roman" w:hAnsi="Times New Roman" w:cs="Times New Roman"/>
         </w:rPr>
@@ -1684,6 +1750,7 @@
     </w:p>
     <w:p>
       <w:pPr>
+        <w:jc w:val="both"/>
         <w:rPr>
           <w:rFonts w:ascii="Times New Roman" w:hAnsi="Times New Roman" w:cs="Times New Roman"/>
         </w:rPr>
@@ -1705,6 +1772,7 @@
     </w:p>
     <w:p>
       <w:pPr>
+        <w:jc w:val="both"/>
         <w:rPr>
           <w:rFonts w:ascii="Times New Roman" w:hAnsi="Times New Roman" w:cs="Times New Roman"/>
           <w:b/>
@@ -1722,6 +1790,7 @@
     </w:p>
     <w:p>
       <w:pPr>
+        <w:jc w:val="both"/>
         <w:rPr>
           <w:rFonts w:ascii="Times New Roman" w:hAnsi="Times New Roman" w:cs="Times New Roman"/>
         </w:rPr>
@@ -1839,6 +1908,7 @@
     </w:p>
     <w:p>
       <w:pPr>
+        <w:jc w:val="both"/>
         <w:rPr>
           <w:rFonts w:ascii="Times New Roman" w:hAnsi="Times New Roman" w:cs="Times New Roman"/>
           <w:b/>
@@ -1856,6 +1926,7 @@
     </w:p>
     <w:p>
       <w:pPr>
+        <w:jc w:val="both"/>
         <w:rPr>
           <w:rFonts w:ascii="Times New Roman" w:hAnsi="Times New Roman" w:cs="Times New Roman"/>
         </w:rPr>
@@ -2068,6 +2139,7 @@
     <w:p>
       <w:pPr>
         <w:pStyle w:val="Heading2"/>
+        <w:jc w:val="both"/>
       </w:pPr>
       <w:r>
         <w:t>3.4. Các độ đo được sử dụng để đánh giá mô hình</w:t>
@@ -2076,6 +2148,7 @@
     <w:p>
       <w:pPr>
         <w:pStyle w:val="Heading3"/>
+        <w:jc w:val="both"/>
       </w:pPr>
       <w:r>
         <w:t xml:space="preserve">3.4.1. </w:t>
@@ -2086,6 +2159,7 @@
     </w:p>
     <w:p>
       <w:pPr>
+        <w:jc w:val="both"/>
         <w:rPr>
           <w:rFonts w:ascii="Times New Roman" w:hAnsi="Times New Roman" w:cs="Times New Roman"/>
         </w:rPr>
@@ -2133,7 +2207,7 @@
           </w:tcPr>
           <w:p>
             <w:pPr>
-              <w:jc w:val="center"/>
+              <w:jc w:val="both"/>
               <w:rPr>
                 <w:rFonts w:ascii="Times New Roman" w:hAnsi="Times New Roman" w:cs="Times New Roman"/>
               </w:rPr>
@@ -2147,7 +2221,7 @@
           </w:tcPr>
           <w:p>
             <w:pPr>
-              <w:jc w:val="center"/>
+              <w:jc w:val="both"/>
               <w:rPr>
                 <w:rFonts w:ascii="Times New Roman" w:hAnsi="Times New Roman" w:cs="Times New Roman"/>
               </w:rPr>
@@ -2167,7 +2241,7 @@
           </w:tcPr>
           <w:p>
             <w:pPr>
-              <w:jc w:val="center"/>
+              <w:jc w:val="both"/>
               <w:rPr>
                 <w:rFonts w:ascii="Times New Roman" w:hAnsi="Times New Roman" w:cs="Times New Roman"/>
               </w:rPr>
@@ -2193,7 +2267,7 @@
           </w:tcPr>
           <w:p>
             <w:pPr>
-              <w:jc w:val="center"/>
+              <w:jc w:val="both"/>
               <w:rPr>
                 <w:rFonts w:ascii="Times New Roman" w:hAnsi="Times New Roman" w:cs="Times New Roman"/>
               </w:rPr>
@@ -2214,7 +2288,7 @@
           </w:tcPr>
           <w:p>
             <w:pPr>
-              <w:jc w:val="center"/>
+              <w:jc w:val="both"/>
               <w:rPr>
                 <w:rFonts w:ascii="Times New Roman" w:hAnsi="Times New Roman" w:cs="Times New Roman"/>
               </w:rPr>
@@ -2234,7 +2308,7 @@
           </w:tcPr>
           <w:p>
             <w:pPr>
-              <w:jc w:val="center"/>
+              <w:jc w:val="both"/>
               <w:rPr>
                 <w:rFonts w:ascii="Times New Roman" w:hAnsi="Times New Roman" w:cs="Times New Roman"/>
               </w:rPr>
@@ -2260,7 +2334,7 @@
           </w:tcPr>
           <w:p>
             <w:pPr>
-              <w:jc w:val="center"/>
+              <w:jc w:val="both"/>
               <w:rPr>
                 <w:rFonts w:ascii="Times New Roman" w:hAnsi="Times New Roman" w:cs="Times New Roman"/>
               </w:rPr>
@@ -2280,7 +2354,7 @@
           </w:tcPr>
           <w:p>
             <w:pPr>
-              <w:jc w:val="center"/>
+              <w:jc w:val="both"/>
               <w:rPr>
                 <w:rFonts w:ascii="Times New Roman" w:hAnsi="Times New Roman" w:cs="Times New Roman"/>
               </w:rPr>
@@ -2301,7 +2375,7 @@
           <w:p>
             <w:pPr>
               <w:keepNext/>
-              <w:jc w:val="center"/>
+              <w:jc w:val="both"/>
               <w:rPr>
                 <w:rFonts w:ascii="Times New Roman" w:hAnsi="Times New Roman" w:cs="Times New Roman"/>
               </w:rPr>
@@ -2369,6 +2443,7 @@
     </w:p>
     <w:p>
       <w:pPr>
+        <w:jc w:val="both"/>
         <w:rPr>
           <w:rFonts w:ascii="Times New Roman" w:hAnsi="Times New Roman" w:cs="Times New Roman"/>
         </w:rPr>
@@ -2386,6 +2461,7 @@
           <w:ilvl w:val="0"/>
           <w:numId w:val="6"/>
         </w:numPr>
+        <w:jc w:val="both"/>
         <w:rPr>
           <w:rFonts w:ascii="Times New Roman" w:hAnsi="Times New Roman" w:cs="Times New Roman"/>
         </w:rPr>
@@ -2411,6 +2487,7 @@
           <w:ilvl w:val="0"/>
           <w:numId w:val="6"/>
         </w:numPr>
+        <w:jc w:val="both"/>
         <w:rPr>
           <w:rFonts w:ascii="Times New Roman" w:hAnsi="Times New Roman" w:cs="Times New Roman"/>
         </w:rPr>
@@ -2436,6 +2513,7 @@
           <w:ilvl w:val="0"/>
           <w:numId w:val="6"/>
         </w:numPr>
+        <w:jc w:val="both"/>
         <w:rPr>
           <w:rFonts w:ascii="Times New Roman" w:hAnsi="Times New Roman" w:cs="Times New Roman"/>
         </w:rPr>
@@ -2461,6 +2539,7 @@
           <w:ilvl w:val="0"/>
           <w:numId w:val="6"/>
         </w:numPr>
+        <w:jc w:val="both"/>
         <w:rPr>
           <w:rFonts w:ascii="Times New Roman" w:hAnsi="Times New Roman" w:cs="Times New Roman"/>
         </w:rPr>
@@ -2483,6 +2562,7 @@
     <w:p>
       <w:pPr>
         <w:pStyle w:val="Heading3"/>
+        <w:jc w:val="both"/>
       </w:pPr>
       <w:r>
         <w:t xml:space="preserve">3.4.2. </w:t>
@@ -2493,6 +2573,7 @@
     </w:p>
     <w:p>
       <w:pPr>
+        <w:jc w:val="both"/>
         <w:rPr>
           <w:rFonts w:ascii="Times New Roman" w:hAnsi="Times New Roman" w:cs="Times New Roman"/>
         </w:rPr>
@@ -2519,16 +2600,17 @@
           <w:position w:val="-24"/>
         </w:rPr>
         <w:object w:dxaOrig="3159" w:dyaOrig="620" w14:anchorId="101D74A3">
-          <v:shape id="_x0000_i1031" type="#_x0000_t75" style="width:157.85pt;height:31.4pt" o:ole="">
+          <v:shape id="_x0000_i1171" type="#_x0000_t75" style="width:157.85pt;height:31.4pt" o:ole="">
             <v:imagedata r:id="rId24" o:title=""/>
           </v:shape>
-          <o:OLEObject Type="Embed" ProgID="Equation.DSMT4" ShapeID="_x0000_i1031" DrawAspect="Content" ObjectID="_1822298280" r:id="rId25"/>
+          <o:OLEObject Type="Embed" ProgID="Equation.DSMT4" ShapeID="_x0000_i1171" DrawAspect="Content" ObjectID="_1822303570" r:id="rId25"/>
         </w:object>
       </w:r>
     </w:p>
     <w:p>
       <w:pPr>
         <w:pStyle w:val="Heading3"/>
+        <w:jc w:val="both"/>
       </w:pPr>
       <w:r>
         <w:t>3.4.3. Precision</w:t>
@@ -2536,6 +2618,7 @@
     </w:p>
     <w:p>
       <w:pPr>
+        <w:jc w:val="both"/>
         <w:rPr>
           <w:rFonts w:ascii="Times New Roman" w:hAnsi="Times New Roman" w:cs="Times New Roman"/>
         </w:rPr>
@@ -2573,16 +2656,17 @@
           <w:position w:val="-24"/>
         </w:rPr>
         <w:object w:dxaOrig="900" w:dyaOrig="620" w14:anchorId="7C068CB5">
-          <v:shape id="_x0000_i1032" type="#_x0000_t75" style="width:45.25pt;height:31.4pt" o:ole="">
+          <v:shape id="_x0000_i1172" type="#_x0000_t75" style="width:45.25pt;height:31.4pt" o:ole="">
             <v:imagedata r:id="rId26" o:title=""/>
           </v:shape>
-          <o:OLEObject Type="Embed" ProgID="Equation.DSMT4" ShapeID="_x0000_i1032" DrawAspect="Content" ObjectID="_1822298281" r:id="rId27"/>
+          <o:OLEObject Type="Embed" ProgID="Equation.DSMT4" ShapeID="_x0000_i1172" DrawAspect="Content" ObjectID="_1822303571" r:id="rId27"/>
         </w:object>
       </w:r>
     </w:p>
     <w:p>
       <w:pPr>
         <w:pStyle w:val="Heading3"/>
+        <w:jc w:val="both"/>
       </w:pPr>
       <w:r>
         <w:t>3.4.3. Recall</w:t>
@@ -2590,6 +2674,7 @@
     </w:p>
     <w:p>
       <w:pPr>
+        <w:jc w:val="both"/>
         <w:rPr>
           <w:rFonts w:ascii="Times New Roman" w:hAnsi="Times New Roman" w:cs="Times New Roman"/>
         </w:rPr>
@@ -2639,16 +2724,17 @@
           <w:position w:val="-24"/>
         </w:rPr>
         <w:object w:dxaOrig="940" w:dyaOrig="620" w14:anchorId="3238EFB3">
-          <v:shape id="_x0000_i1033" type="#_x0000_t75" style="width:46.6pt;height:31.4pt" o:ole="">
+          <v:shape id="_x0000_i1173" type="#_x0000_t75" style="width:46.6pt;height:31.4pt" o:ole="">
             <v:imagedata r:id="rId28" o:title=""/>
           </v:shape>
-          <o:OLEObject Type="Embed" ProgID="Equation.DSMT4" ShapeID="_x0000_i1033" DrawAspect="Content" ObjectID="_1822298282" r:id="rId29"/>
+          <o:OLEObject Type="Embed" ProgID="Equation.DSMT4" ShapeID="_x0000_i1173" DrawAspect="Content" ObjectID="_1822303572" r:id="rId29"/>
         </w:object>
       </w:r>
     </w:p>
     <w:p>
       <w:pPr>
         <w:pStyle w:val="Heading3"/>
+        <w:jc w:val="both"/>
       </w:pPr>
       <w:r>
         <w:t xml:space="preserve">3.4.4. </w:t>
@@ -2659,6 +2745,7 @@
     </w:p>
     <w:p>
       <w:pPr>
+        <w:jc w:val="both"/>
         <w:rPr>
           <w:rFonts w:ascii="Times New Roman" w:hAnsi="Times New Roman" w:cs="Times New Roman"/>
         </w:rPr>
@@ -2694,16 +2781,17 @@
           <w:position w:val="-28"/>
         </w:rPr>
         <w:object w:dxaOrig="2620" w:dyaOrig="660" w14:anchorId="3E5791E7">
-          <v:shape id="_x0000_i1034" type="#_x0000_t75" style="width:130.6pt;height:33.25pt" o:ole="">
+          <v:shape id="_x0000_i1174" type="#_x0000_t75" style="width:130.6pt;height:33.25pt" o:ole="">
             <v:imagedata r:id="rId30" o:title=""/>
           </v:shape>
-          <o:OLEObject Type="Embed" ProgID="Equation.DSMT4" ShapeID="_x0000_i1034" DrawAspect="Content" ObjectID="_1822298283" r:id="rId31"/>
+          <o:OLEObject Type="Embed" ProgID="Equation.DSMT4" ShapeID="_x0000_i1174" DrawAspect="Content" ObjectID="_1822303573" r:id="rId31"/>
         </w:object>
       </w:r>
     </w:p>
     <w:p>
       <w:pPr>
         <w:pStyle w:val="Heading2"/>
+        <w:jc w:val="both"/>
       </w:pPr>
       <w:r>
         <w:t>3.</w:t>
@@ -2717,6 +2805,7 @@
     </w:p>
     <w:p>
       <w:pPr>
+        <w:jc w:val="both"/>
         <w:rPr>
           <w:rFonts w:ascii="Times New Roman" w:hAnsi="Times New Roman" w:cs="Times New Roman"/>
         </w:rPr>
@@ -2745,6 +2834,7 @@
     <w:p>
       <w:pPr>
         <w:pStyle w:val="Heading3"/>
+        <w:jc w:val="both"/>
       </w:pPr>
       <w:r>
         <w:t>3.</w:t>
@@ -2758,6 +2848,7 @@
     </w:p>
     <w:p>
       <w:pPr>
+        <w:jc w:val="both"/>
         <w:rPr>
           <w:rFonts w:ascii="Times New Roman" w:hAnsi="Times New Roman" w:cs="Times New Roman"/>
         </w:rPr>
@@ -2771,6 +2862,7 @@
     </w:p>
     <w:p>
       <w:pPr>
+        <w:jc w:val="both"/>
         <w:rPr>
           <w:rFonts w:ascii="Times New Roman" w:hAnsi="Times New Roman" w:cs="Times New Roman"/>
         </w:rPr>
@@ -2788,6 +2880,7 @@
           <w:ilvl w:val="0"/>
           <w:numId w:val="1"/>
         </w:numPr>
+        <w:jc w:val="both"/>
         <w:rPr>
           <w:rFonts w:ascii="Times New Roman" w:hAnsi="Times New Roman" w:cs="Times New Roman"/>
         </w:rPr>
@@ -2827,6 +2920,7 @@
           <w:ilvl w:val="0"/>
           <w:numId w:val="1"/>
         </w:numPr>
+        <w:jc w:val="both"/>
         <w:rPr>
           <w:rFonts w:ascii="Times New Roman" w:hAnsi="Times New Roman" w:cs="Times New Roman"/>
         </w:rPr>
@@ -2866,6 +2960,7 @@
           <w:ilvl w:val="0"/>
           <w:numId w:val="1"/>
         </w:numPr>
+        <w:jc w:val="both"/>
         <w:rPr>
           <w:rFonts w:ascii="Times New Roman" w:hAnsi="Times New Roman" w:cs="Times New Roman"/>
         </w:rPr>
@@ -2905,6 +3000,7 @@
           <w:ilvl w:val="0"/>
           <w:numId w:val="1"/>
         </w:numPr>
+        <w:jc w:val="both"/>
         <w:rPr>
           <w:rFonts w:ascii="Times New Roman" w:hAnsi="Times New Roman" w:cs="Times New Roman"/>
         </w:rPr>
@@ -2927,6 +3023,7 @@
     <w:p>
       <w:pPr>
         <w:keepNext/>
+        <w:jc w:val="both"/>
       </w:pPr>
       <w:r>
         <w:rPr>
@@ -3032,6 +3129,7 @@
     </w:p>
     <w:p>
       <w:pPr>
+        <w:jc w:val="both"/>
         <w:rPr>
           <w:rFonts w:ascii="Times New Roman" w:hAnsi="Times New Roman" w:cs="Times New Roman"/>
         </w:rPr>
@@ -3078,6 +3176,7 @@
     <w:p>
       <w:pPr>
         <w:pStyle w:val="Heading3"/>
+        <w:jc w:val="both"/>
       </w:pPr>
       <w:r>
         <w:t>3.</w:t>
@@ -3091,6 +3190,7 @@
     </w:p>
     <w:p>
       <w:pPr>
+        <w:jc w:val="both"/>
         <w:rPr>
           <w:rFonts w:ascii="Times New Roman" w:hAnsi="Times New Roman" w:cs="Times New Roman"/>
         </w:rPr>
@@ -3134,6 +3234,7 @@
     </w:p>
     <w:p>
       <w:pPr>
+        <w:jc w:val="both"/>
         <w:rPr>
           <w:rFonts w:ascii="Times New Roman" w:hAnsi="Times New Roman" w:cs="Times New Roman"/>
         </w:rPr>
@@ -3184,7 +3285,7 @@
     <w:p>
       <w:pPr>
         <w:keepNext/>
-        <w:jc w:val="center"/>
+        <w:jc w:val="both"/>
       </w:pPr>
       <w:r>
         <w:rPr>
@@ -3289,6 +3390,7 @@
     </w:p>
     <w:p>
       <w:pPr>
+        <w:jc w:val="both"/>
         <w:rPr>
           <w:rFonts w:ascii="Times New Roman" w:hAnsi="Times New Roman" w:cs="Times New Roman"/>
         </w:rPr>
@@ -3315,6 +3417,7 @@
     </w:p>
     <w:p>
       <w:pPr>
+        <w:jc w:val="both"/>
         <w:rPr>
           <w:rFonts w:ascii="Times New Roman" w:hAnsi="Times New Roman" w:cs="Times New Roman"/>
         </w:rPr>
@@ -3362,6 +3465,7 @@
           <w:ilvl w:val="0"/>
           <w:numId w:val="2"/>
         </w:numPr>
+        <w:jc w:val="both"/>
         <w:rPr>
           <w:rFonts w:ascii="Times New Roman" w:hAnsi="Times New Roman" w:cs="Times New Roman"/>
         </w:rPr>
@@ -3443,6 +3547,7 @@
           <w:ilvl w:val="0"/>
           <w:numId w:val="2"/>
         </w:numPr>
+        <w:jc w:val="both"/>
         <w:rPr>
           <w:rFonts w:ascii="Times New Roman" w:hAnsi="Times New Roman" w:cs="Times New Roman"/>
         </w:rPr>
@@ -3549,6 +3654,7 @@
     <w:p>
       <w:pPr>
         <w:keepNext/>
+        <w:jc w:val="both"/>
       </w:pPr>
       <w:r>
         <w:rPr>
@@ -3653,6 +3759,7 @@
     </w:p>
     <w:p>
       <w:pPr>
+        <w:jc w:val="both"/>
         <w:rPr>
           <w:rFonts w:ascii="Times New Roman" w:hAnsi="Times New Roman" w:cs="Times New Roman"/>
         </w:rPr>
@@ -3672,6 +3779,7 @@
     </w:p>
     <w:p>
       <w:pPr>
+        <w:jc w:val="both"/>
         <w:rPr>
           <w:rFonts w:ascii="Times New Roman" w:hAnsi="Times New Roman" w:cs="Times New Roman"/>
         </w:rPr>
@@ -3733,6 +3841,7 @@
           <w:ilvl w:val="0"/>
           <w:numId w:val="3"/>
         </w:numPr>
+        <w:jc w:val="both"/>
         <w:rPr>
           <w:rFonts w:ascii="Times New Roman" w:hAnsi="Times New Roman" w:cs="Times New Roman"/>
         </w:rPr>
@@ -3786,6 +3895,7 @@
           <w:ilvl w:val="0"/>
           <w:numId w:val="3"/>
         </w:numPr>
+        <w:jc w:val="both"/>
         <w:rPr>
           <w:rFonts w:ascii="Times New Roman" w:hAnsi="Times New Roman" w:cs="Times New Roman"/>
         </w:rPr>
@@ -3825,6 +3935,7 @@
           <w:ilvl w:val="0"/>
           <w:numId w:val="3"/>
         </w:numPr>
+        <w:jc w:val="both"/>
         <w:rPr>
           <w:rFonts w:ascii="Times New Roman" w:hAnsi="Times New Roman" w:cs="Times New Roman"/>
         </w:rPr>
@@ -3868,6 +3979,7 @@
     </w:p>
     <w:p>
       <w:pPr>
+        <w:jc w:val="both"/>
         <w:rPr>
           <w:rFonts w:ascii="Times New Roman" w:hAnsi="Times New Roman" w:cs="Times New Roman"/>
         </w:rPr>
@@ -3915,6 +4027,7 @@
     </w:p>
     <w:p>
       <w:pPr>
+        <w:jc w:val="both"/>
         <w:rPr>
           <w:rFonts w:ascii="Times New Roman" w:hAnsi="Times New Roman" w:cs="Times New Roman"/>
         </w:rPr>
@@ -3975,6 +4088,7 @@
     <w:p>
       <w:pPr>
         <w:keepNext/>
+        <w:jc w:val="both"/>
       </w:pPr>
       <w:r>
         <w:rPr>
@@ -4079,6 +4193,7 @@
     </w:p>
     <w:p>
       <w:pPr>
+        <w:jc w:val="both"/>
         <w:rPr>
           <w:rFonts w:ascii="Times New Roman" w:hAnsi="Times New Roman" w:cs="Times New Roman"/>
         </w:rPr>
@@ -4099,6 +4214,7 @@
     <w:p>
       <w:pPr>
         <w:pStyle w:val="Heading3"/>
+        <w:jc w:val="both"/>
       </w:pPr>
       <w:r>
         <w:t>3.</w:t>
@@ -4112,6 +4228,7 @@
     </w:p>
     <w:p>
       <w:pPr>
+        <w:jc w:val="both"/>
         <w:rPr>
           <w:rFonts w:ascii="Times New Roman" w:hAnsi="Times New Roman" w:cs="Times New Roman"/>
         </w:rPr>
@@ -4125,6 +4242,7 @@
     </w:p>
     <w:p>
       <w:pPr>
+        <w:jc w:val="both"/>
         <w:rPr>
           <w:rFonts w:ascii="Times New Roman" w:hAnsi="Times New Roman" w:cs="Times New Roman"/>
         </w:rPr>
@@ -4169,6 +4287,7 @@
           </w:tcPr>
           <w:p>
             <w:pPr>
+              <w:jc w:val="both"/>
               <w:rPr>
                 <w:rFonts w:ascii="Times New Roman" w:hAnsi="Times New Roman" w:cs="Times New Roman"/>
                 <w:bCs/>
@@ -4195,6 +4314,7 @@
           </w:tcPr>
           <w:p>
             <w:pPr>
+              <w:jc w:val="both"/>
               <w:rPr>
                 <w:rFonts w:ascii="Times New Roman" w:hAnsi="Times New Roman" w:cs="Times New Roman"/>
                 <w:bCs/>
@@ -4221,6 +4341,7 @@
           </w:tcPr>
           <w:p>
             <w:pPr>
+              <w:jc w:val="both"/>
               <w:rPr>
                 <w:rFonts w:ascii="Times New Roman" w:hAnsi="Times New Roman" w:cs="Times New Roman"/>
                 <w:bCs/>
@@ -4247,6 +4368,7 @@
           </w:tcPr>
           <w:p>
             <w:pPr>
+              <w:jc w:val="both"/>
               <w:rPr>
                 <w:rFonts w:ascii="Times New Roman" w:hAnsi="Times New Roman" w:cs="Times New Roman"/>
                 <w:bCs/>
@@ -4273,6 +4395,7 @@
           </w:tcPr>
           <w:p>
             <w:pPr>
+              <w:jc w:val="both"/>
               <w:rPr>
                 <w:rFonts w:ascii="Times New Roman" w:hAnsi="Times New Roman" w:cs="Times New Roman"/>
                 <w:bCs/>
@@ -4299,6 +4422,7 @@
           </w:tcPr>
           <w:p>
             <w:pPr>
+              <w:jc w:val="both"/>
               <w:rPr>
                 <w:rFonts w:ascii="Times New Roman" w:hAnsi="Times New Roman" w:cs="Times New Roman"/>
                 <w:bCs/>
@@ -4325,6 +4449,7 @@
           </w:tcPr>
           <w:p>
             <w:pPr>
+              <w:jc w:val="both"/>
               <w:rPr>
                 <w:rFonts w:ascii="Times New Roman" w:hAnsi="Times New Roman" w:cs="Times New Roman"/>
                 <w:bCs/>
@@ -4351,6 +4476,7 @@
           </w:tcPr>
           <w:p>
             <w:pPr>
+              <w:jc w:val="both"/>
               <w:rPr>
                 <w:rFonts w:ascii="Times New Roman" w:hAnsi="Times New Roman" w:cs="Times New Roman"/>
                 <w:bCs/>
@@ -4377,6 +4503,7 @@
           </w:tcPr>
           <w:p>
             <w:pPr>
+              <w:jc w:val="both"/>
               <w:rPr>
                 <w:rFonts w:ascii="Times New Roman" w:hAnsi="Times New Roman" w:cs="Times New Roman"/>
                 <w:bCs/>
@@ -4403,6 +4530,7 @@
           </w:tcPr>
           <w:p>
             <w:pPr>
+              <w:jc w:val="both"/>
               <w:rPr>
                 <w:rFonts w:ascii="Times New Roman" w:hAnsi="Times New Roman" w:cs="Times New Roman"/>
                 <w:bCs/>
@@ -4430,6 +4558,7 @@
           </w:tcPr>
           <w:p>
             <w:pPr>
+              <w:jc w:val="both"/>
               <w:rPr>
                 <w:rFonts w:ascii="Times New Roman" w:hAnsi="Times New Roman" w:cs="Times New Roman"/>
                 <w:bCs/>
@@ -4457,6 +4586,7 @@
           </w:tcPr>
           <w:p>
             <w:pPr>
+              <w:jc w:val="both"/>
               <w:rPr>
                 <w:rFonts w:ascii="Times New Roman" w:hAnsi="Times New Roman" w:cs="Times New Roman"/>
                 <w:bCs/>
@@ -4485,6 +4615,7 @@
           <w:p>
             <w:pPr>
               <w:keepNext/>
+              <w:jc w:val="both"/>
               <w:rPr>
                 <w:rFonts w:ascii="Times New Roman" w:hAnsi="Times New Roman" w:cs="Times New Roman"/>
                 <w:bCs/>
@@ -4557,6 +4688,7 @@
     <w:p>
       <w:pPr>
         <w:keepNext/>
+        <w:jc w:val="both"/>
       </w:pPr>
       <w:r>
         <w:rPr>
@@ -4661,6 +4793,7 @@
     </w:p>
     <w:p>
       <w:pPr>
+        <w:jc w:val="both"/>
         <w:rPr>
           <w:rFonts w:ascii="Times New Roman" w:hAnsi="Times New Roman" w:cs="Times New Roman"/>
         </w:rPr>
@@ -4693,6 +4826,7 @@
     <w:p>
       <w:pPr>
         <w:pStyle w:val="Heading1"/>
+        <w:jc w:val="both"/>
       </w:pPr>
       <w:r>
         <w:t>4. Thí nghiệm và kết quả</w:t>
@@ -4701,6 +4835,7 @@
     <w:p>
       <w:pPr>
         <w:pStyle w:val="Heading2"/>
+        <w:jc w:val="both"/>
       </w:pPr>
       <w:r>
         <w:t>4.1. Set up thí nghiệm</w:t>
@@ -4708,6 +4843,7 @@
     </w:p>
     <w:p>
       <w:pPr>
+        <w:jc w:val="both"/>
         <w:rPr>
           <w:rFonts w:ascii="Times New Roman" w:hAnsi="Times New Roman" w:cs="Times New Roman"/>
         </w:rPr>
@@ -4721,6 +4857,7 @@
     </w:p>
     <w:p>
       <w:pPr>
+        <w:jc w:val="both"/>
         <w:rPr>
           <w:rFonts w:ascii="Times New Roman" w:hAnsi="Times New Roman" w:cs="Times New Roman"/>
         </w:rPr>
@@ -4734,6 +4871,7 @@
     </w:p>
     <w:p>
       <w:pPr>
+        <w:jc w:val="both"/>
         <w:rPr>
           <w:rFonts w:ascii="Times New Roman" w:hAnsi="Times New Roman" w:cs="Times New Roman"/>
         </w:rPr>
@@ -4751,6 +4889,7 @@
           <w:ilvl w:val="0"/>
           <w:numId w:val="4"/>
         </w:numPr>
+        <w:jc w:val="both"/>
         <w:rPr>
           <w:rFonts w:ascii="Times New Roman" w:hAnsi="Times New Roman" w:cs="Times New Roman"/>
         </w:rPr>
@@ -4776,6 +4915,7 @@
           <w:ilvl w:val="0"/>
           <w:numId w:val="4"/>
         </w:numPr>
+        <w:jc w:val="both"/>
         <w:rPr>
           <w:rFonts w:ascii="Times New Roman" w:hAnsi="Times New Roman" w:cs="Times New Roman"/>
         </w:rPr>
@@ -4865,6 +5005,7 @@
           <w:ilvl w:val="0"/>
           <w:numId w:val="4"/>
         </w:numPr>
+        <w:jc w:val="both"/>
         <w:rPr>
           <w:rFonts w:ascii="Times New Roman" w:hAnsi="Times New Roman" w:cs="Times New Roman"/>
         </w:rPr>
@@ -4919,6 +5060,7 @@
           <w:ilvl w:val="0"/>
           <w:numId w:val="4"/>
         </w:numPr>
+        <w:jc w:val="both"/>
         <w:rPr>
           <w:rFonts w:ascii="Times New Roman" w:hAnsi="Times New Roman" w:cs="Times New Roman"/>
         </w:rPr>
@@ -4954,6 +5096,7 @@
     </w:p>
     <w:p>
       <w:pPr>
+        <w:jc w:val="both"/>
         <w:rPr>
           <w:rFonts w:ascii="Times New Roman" w:hAnsi="Times New Roman" w:cs="Times New Roman"/>
         </w:rPr>
@@ -4982,6 +5125,7 @@
     <w:p>
       <w:pPr>
         <w:pStyle w:val="Heading2"/>
+        <w:jc w:val="both"/>
       </w:pPr>
       <w:r>
         <w:t>4.2. Kết quả thu được</w:t>
@@ -4990,6 +5134,7 @@
     <w:p>
       <w:pPr>
         <w:pStyle w:val="Heading3"/>
+        <w:jc w:val="both"/>
       </w:pPr>
       <w:r>
         <w:t xml:space="preserve">4.2.1. Tóm tắt Hiệu suất các </w:t>
@@ -5010,6 +5155,7 @@
     <w:p>
       <w:pPr>
         <w:keepNext/>
+        <w:jc w:val="both"/>
       </w:pPr>
       <w:r>
         <w:rPr>
@@ -5111,6 +5257,9 @@
       </w:r>
     </w:p>
     <w:p>
+      <w:pPr>
+        <w:jc w:val="both"/>
+      </w:pPr>
       <w:r>
         <w:br w:type="page"/>
       </w:r>
@@ -5135,7 +5284,7 @@
           </w:tcPr>
           <w:p>
             <w:pPr>
-              <w:jc w:val="center"/>
+              <w:jc w:val="both"/>
               <w:rPr>
                 <w:rFonts w:ascii="Times New Roman" w:hAnsi="Times New Roman" w:cs="Times New Roman"/>
               </w:rPr>
@@ -5156,7 +5305,7 @@
           </w:tcPr>
           <w:p>
             <w:pPr>
-              <w:jc w:val="center"/>
+              <w:jc w:val="both"/>
               <w:rPr>
                 <w:rFonts w:ascii="Times New Roman" w:hAnsi="Times New Roman" w:cs="Times New Roman"/>
               </w:rPr>
@@ -5176,7 +5325,7 @@
           </w:tcPr>
           <w:p>
             <w:pPr>
-              <w:jc w:val="center"/>
+              <w:jc w:val="both"/>
               <w:rPr>
                 <w:rFonts w:ascii="Times New Roman" w:hAnsi="Times New Roman" w:cs="Times New Roman"/>
               </w:rPr>
@@ -5196,7 +5345,7 @@
           </w:tcPr>
           <w:p>
             <w:pPr>
-              <w:jc w:val="center"/>
+              <w:jc w:val="both"/>
               <w:rPr>
                 <w:rFonts w:ascii="Times New Roman" w:hAnsi="Times New Roman" w:cs="Times New Roman"/>
               </w:rPr>
@@ -5218,7 +5367,7 @@
           </w:tcPr>
           <w:p>
             <w:pPr>
-              <w:jc w:val="center"/>
+              <w:jc w:val="both"/>
               <w:rPr>
                 <w:rFonts w:ascii="Times New Roman" w:hAnsi="Times New Roman" w:cs="Times New Roman"/>
               </w:rPr>
@@ -5238,7 +5387,7 @@
           </w:tcPr>
           <w:p>
             <w:pPr>
-              <w:jc w:val="center"/>
+              <w:jc w:val="both"/>
               <w:rPr>
                 <w:rFonts w:ascii="Times New Roman" w:hAnsi="Times New Roman" w:cs="Times New Roman"/>
               </w:rPr>
@@ -5258,7 +5407,7 @@
           </w:tcPr>
           <w:p>
             <w:pPr>
-              <w:jc w:val="center"/>
+              <w:jc w:val="both"/>
               <w:rPr>
                 <w:rFonts w:ascii="Times New Roman" w:hAnsi="Times New Roman" w:cs="Times New Roman"/>
               </w:rPr>
@@ -5278,7 +5427,7 @@
           </w:tcPr>
           <w:p>
             <w:pPr>
-              <w:jc w:val="center"/>
+              <w:jc w:val="both"/>
               <w:rPr>
                 <w:rFonts w:ascii="Times New Roman" w:hAnsi="Times New Roman" w:cs="Times New Roman"/>
               </w:rPr>
@@ -5300,7 +5449,7 @@
           </w:tcPr>
           <w:p>
             <w:pPr>
-              <w:jc w:val="center"/>
+              <w:jc w:val="both"/>
               <w:rPr>
                 <w:rFonts w:ascii="Times New Roman" w:hAnsi="Times New Roman" w:cs="Times New Roman"/>
               </w:rPr>
@@ -5320,7 +5469,7 @@
           </w:tcPr>
           <w:p>
             <w:pPr>
-              <w:jc w:val="center"/>
+              <w:jc w:val="both"/>
               <w:rPr>
                 <w:rFonts w:ascii="Times New Roman" w:hAnsi="Times New Roman" w:cs="Times New Roman"/>
               </w:rPr>
@@ -5340,7 +5489,7 @@
           </w:tcPr>
           <w:p>
             <w:pPr>
-              <w:jc w:val="center"/>
+              <w:jc w:val="both"/>
               <w:rPr>
                 <w:rFonts w:ascii="Times New Roman" w:hAnsi="Times New Roman" w:cs="Times New Roman"/>
               </w:rPr>
@@ -5360,7 +5509,7 @@
           </w:tcPr>
           <w:p>
             <w:pPr>
-              <w:jc w:val="center"/>
+              <w:jc w:val="both"/>
               <w:rPr>
                 <w:rFonts w:ascii="Times New Roman" w:hAnsi="Times New Roman" w:cs="Times New Roman"/>
               </w:rPr>
@@ -5382,7 +5531,7 @@
           </w:tcPr>
           <w:p>
             <w:pPr>
-              <w:jc w:val="center"/>
+              <w:jc w:val="both"/>
               <w:rPr>
                 <w:rFonts w:ascii="Times New Roman" w:hAnsi="Times New Roman" w:cs="Times New Roman"/>
               </w:rPr>
@@ -5402,7 +5551,7 @@
           </w:tcPr>
           <w:p>
             <w:pPr>
-              <w:jc w:val="center"/>
+              <w:jc w:val="both"/>
               <w:rPr>
                 <w:rFonts w:ascii="Times New Roman" w:hAnsi="Times New Roman" w:cs="Times New Roman"/>
               </w:rPr>
@@ -5422,7 +5571,7 @@
           </w:tcPr>
           <w:p>
             <w:pPr>
-              <w:jc w:val="center"/>
+              <w:jc w:val="both"/>
               <w:rPr>
                 <w:rFonts w:ascii="Times New Roman" w:hAnsi="Times New Roman" w:cs="Times New Roman"/>
               </w:rPr>
@@ -5442,7 +5591,7 @@
           </w:tcPr>
           <w:p>
             <w:pPr>
-              <w:jc w:val="center"/>
+              <w:jc w:val="both"/>
               <w:rPr>
                 <w:rFonts w:ascii="Times New Roman" w:hAnsi="Times New Roman" w:cs="Times New Roman"/>
               </w:rPr>
@@ -5464,7 +5613,7 @@
           </w:tcPr>
           <w:p>
             <w:pPr>
-              <w:jc w:val="center"/>
+              <w:jc w:val="both"/>
               <w:rPr>
                 <w:rFonts w:ascii="Times New Roman" w:hAnsi="Times New Roman" w:cs="Times New Roman"/>
               </w:rPr>
@@ -5484,7 +5633,7 @@
           </w:tcPr>
           <w:p>
             <w:pPr>
-              <w:jc w:val="center"/>
+              <w:jc w:val="both"/>
               <w:rPr>
                 <w:rFonts w:ascii="Times New Roman" w:hAnsi="Times New Roman" w:cs="Times New Roman"/>
               </w:rPr>
@@ -5504,7 +5653,7 @@
           </w:tcPr>
           <w:p>
             <w:pPr>
-              <w:jc w:val="center"/>
+              <w:jc w:val="both"/>
               <w:rPr>
                 <w:rFonts w:ascii="Times New Roman" w:hAnsi="Times New Roman" w:cs="Times New Roman"/>
               </w:rPr>
@@ -5518,7 +5667,7 @@
           </w:p>
           <w:p>
             <w:pPr>
-              <w:jc w:val="center"/>
+              <w:jc w:val="both"/>
               <w:rPr>
                 <w:rFonts w:ascii="Times New Roman" w:hAnsi="Times New Roman" w:cs="Times New Roman"/>
               </w:rPr>
@@ -5532,7 +5681,7 @@
           </w:tcPr>
           <w:p>
             <w:pPr>
-              <w:jc w:val="center"/>
+              <w:jc w:val="both"/>
               <w:rPr>
                 <w:rFonts w:ascii="Times New Roman" w:hAnsi="Times New Roman" w:cs="Times New Roman"/>
               </w:rPr>
@@ -5560,7 +5709,7 @@
           </w:tcPr>
           <w:p>
             <w:pPr>
-              <w:jc w:val="center"/>
+              <w:jc w:val="both"/>
               <w:rPr>
                 <w:rFonts w:ascii="Times New Roman" w:hAnsi="Times New Roman" w:cs="Times New Roman"/>
               </w:rPr>
@@ -5580,7 +5729,7 @@
           </w:tcPr>
           <w:p>
             <w:pPr>
-              <w:jc w:val="center"/>
+              <w:jc w:val="both"/>
               <w:rPr>
                 <w:rFonts w:ascii="Times New Roman" w:hAnsi="Times New Roman" w:cs="Times New Roman"/>
               </w:rPr>
@@ -5600,7 +5749,7 @@
           </w:tcPr>
           <w:p>
             <w:pPr>
-              <w:jc w:val="center"/>
+              <w:jc w:val="both"/>
               <w:rPr>
                 <w:rFonts w:ascii="Times New Roman" w:hAnsi="Times New Roman" w:cs="Times New Roman"/>
               </w:rPr>
@@ -5614,7 +5763,7 @@
           </w:p>
           <w:p>
             <w:pPr>
-              <w:jc w:val="center"/>
+              <w:jc w:val="both"/>
               <w:rPr>
                 <w:rFonts w:ascii="Times New Roman" w:hAnsi="Times New Roman" w:cs="Times New Roman"/>
               </w:rPr>
@@ -5628,7 +5777,7 @@
           </w:tcPr>
           <w:p>
             <w:pPr>
-              <w:jc w:val="center"/>
+              <w:jc w:val="both"/>
               <w:rPr>
                 <w:rFonts w:ascii="Times New Roman" w:hAnsi="Times New Roman" w:cs="Times New Roman"/>
               </w:rPr>
@@ -5650,7 +5799,7 @@
           </w:tcPr>
           <w:p>
             <w:pPr>
-              <w:jc w:val="center"/>
+              <w:jc w:val="both"/>
               <w:rPr>
                 <w:rFonts w:ascii="Times New Roman" w:hAnsi="Times New Roman" w:cs="Times New Roman"/>
               </w:rPr>
@@ -5670,7 +5819,7 @@
           </w:tcPr>
           <w:p>
             <w:pPr>
-              <w:jc w:val="center"/>
+              <w:jc w:val="both"/>
               <w:rPr>
                 <w:rFonts w:ascii="Times New Roman" w:hAnsi="Times New Roman" w:cs="Times New Roman"/>
               </w:rPr>
@@ -5690,7 +5839,7 @@
           </w:tcPr>
           <w:p>
             <w:pPr>
-              <w:jc w:val="center"/>
+              <w:jc w:val="both"/>
               <w:rPr>
                 <w:rFonts w:ascii="Times New Roman" w:hAnsi="Times New Roman" w:cs="Times New Roman"/>
               </w:rPr>
@@ -5704,7 +5853,7 @@
           </w:p>
           <w:p>
             <w:pPr>
-              <w:jc w:val="center"/>
+              <w:jc w:val="both"/>
               <w:rPr>
                 <w:rFonts w:ascii="Times New Roman" w:hAnsi="Times New Roman" w:cs="Times New Roman"/>
               </w:rPr>
@@ -5719,7 +5868,7 @@
           <w:p>
             <w:pPr>
               <w:keepNext/>
-              <w:jc w:val="center"/>
+              <w:jc w:val="both"/>
               <w:rPr>
                 <w:rFonts w:ascii="Times New Roman" w:hAnsi="Times New Roman" w:cs="Times New Roman"/>
               </w:rPr>
@@ -5788,6 +5937,7 @@
     </w:p>
     <w:p>
       <w:pPr>
+        <w:jc w:val="both"/>
         <w:rPr>
           <w:rFonts w:ascii="Times New Roman" w:hAnsi="Times New Roman" w:cs="Times New Roman"/>
         </w:rPr>
@@ -5811,6 +5961,7 @@
     </w:p>
     <w:p>
       <w:pPr>
+        <w:jc w:val="both"/>
         <w:rPr>
           <w:rFonts w:ascii="Times New Roman" w:hAnsi="Times New Roman" w:cs="Times New Roman"/>
         </w:rPr>
@@ -5835,6 +5986,7 @@
     <w:p>
       <w:pPr>
         <w:pStyle w:val="Heading3"/>
+        <w:jc w:val="both"/>
       </w:pPr>
       <w:r>
         <w:t>4.2.2. Hiệu suất Chi tiết của Mô hình Tối ưu (V28)</w:t>
@@ -5880,6 +6032,7 @@
           </w:tcPr>
           <w:p>
             <w:pPr>
+              <w:jc w:val="both"/>
               <w:rPr>
                 <w:rFonts w:ascii="Times New Roman" w:hAnsi="Times New Roman" w:cs="Times New Roman"/>
               </w:rPr>
@@ -5908,6 +6061,7 @@
           </w:tcPr>
           <w:p>
             <w:pPr>
+              <w:jc w:val="both"/>
               <w:rPr>
                 <w:rFonts w:ascii="Times New Roman" w:hAnsi="Times New Roman" w:cs="Times New Roman"/>
               </w:rPr>
@@ -5936,6 +6090,7 @@
           </w:tcPr>
           <w:p>
             <w:pPr>
+              <w:jc w:val="both"/>
               <w:rPr>
                 <w:rFonts w:ascii="Times New Roman" w:hAnsi="Times New Roman" w:cs="Times New Roman"/>
               </w:rPr>
@@ -5964,6 +6119,7 @@
           </w:tcPr>
           <w:p>
             <w:pPr>
+              <w:jc w:val="both"/>
               <w:rPr>
                 <w:rFonts w:ascii="Times New Roman" w:hAnsi="Times New Roman" w:cs="Times New Roman"/>
               </w:rPr>
@@ -5992,6 +6148,7 @@
           </w:tcPr>
           <w:p>
             <w:pPr>
+              <w:jc w:val="both"/>
               <w:rPr>
                 <w:rFonts w:ascii="Times New Roman" w:hAnsi="Times New Roman" w:cs="Times New Roman"/>
               </w:rPr>
@@ -6025,6 +6182,7 @@
           </w:tcPr>
           <w:p>
             <w:pPr>
+              <w:jc w:val="both"/>
               <w:rPr>
                 <w:rFonts w:ascii="Times New Roman" w:hAnsi="Times New Roman" w:cs="Times New Roman"/>
               </w:rPr>
@@ -6053,6 +6211,7 @@
           </w:tcPr>
           <w:p>
             <w:pPr>
+              <w:jc w:val="both"/>
               <w:rPr>
                 <w:rFonts w:ascii="Times New Roman" w:hAnsi="Times New Roman" w:cs="Times New Roman"/>
               </w:rPr>
@@ -6081,6 +6240,7 @@
           </w:tcPr>
           <w:p>
             <w:pPr>
+              <w:jc w:val="both"/>
               <w:rPr>
                 <w:rFonts w:ascii="Times New Roman" w:hAnsi="Times New Roman" w:cs="Times New Roman"/>
               </w:rPr>
@@ -6109,6 +6269,7 @@
           </w:tcPr>
           <w:p>
             <w:pPr>
+              <w:jc w:val="both"/>
               <w:rPr>
                 <w:rFonts w:ascii="Times New Roman" w:hAnsi="Times New Roman" w:cs="Times New Roman"/>
               </w:rPr>
@@ -6137,6 +6298,7 @@
           </w:tcPr>
           <w:p>
             <w:pPr>
+              <w:jc w:val="both"/>
               <w:rPr>
                 <w:rFonts w:ascii="Times New Roman" w:hAnsi="Times New Roman" w:cs="Times New Roman"/>
               </w:rPr>
@@ -6170,6 +6332,7 @@
           </w:tcPr>
           <w:p>
             <w:pPr>
+              <w:jc w:val="both"/>
               <w:rPr>
                 <w:rFonts w:ascii="Times New Roman" w:hAnsi="Times New Roman" w:cs="Times New Roman"/>
               </w:rPr>
@@ -6196,6 +6359,7 @@
           </w:tcPr>
           <w:p>
             <w:pPr>
+              <w:jc w:val="both"/>
               <w:rPr>
                 <w:rFonts w:ascii="Times New Roman" w:hAnsi="Times New Roman" w:cs="Times New Roman"/>
               </w:rPr>
@@ -6222,6 +6386,7 @@
           </w:tcPr>
           <w:p>
             <w:pPr>
+              <w:jc w:val="both"/>
               <w:rPr>
                 <w:rFonts w:ascii="Times New Roman" w:hAnsi="Times New Roman" w:cs="Times New Roman"/>
               </w:rPr>
@@ -6248,6 +6413,7 @@
           </w:tcPr>
           <w:p>
             <w:pPr>
+              <w:jc w:val="both"/>
               <w:rPr>
                 <w:rFonts w:ascii="Times New Roman" w:hAnsi="Times New Roman" w:cs="Times New Roman"/>
               </w:rPr>
@@ -6274,6 +6440,7 @@
           </w:tcPr>
           <w:p>
             <w:pPr>
+              <w:jc w:val="both"/>
               <w:rPr>
                 <w:rFonts w:ascii="Times New Roman" w:hAnsi="Times New Roman" w:cs="Times New Roman"/>
               </w:rPr>
@@ -6305,6 +6472,7 @@
           </w:tcPr>
           <w:p>
             <w:pPr>
+              <w:jc w:val="both"/>
               <w:rPr>
                 <w:rFonts w:ascii="Times New Roman" w:hAnsi="Times New Roman" w:cs="Times New Roman"/>
               </w:rPr>
@@ -6331,6 +6499,7 @@
           </w:tcPr>
           <w:p>
             <w:pPr>
+              <w:jc w:val="both"/>
               <w:rPr>
                 <w:rFonts w:ascii="Times New Roman" w:hAnsi="Times New Roman" w:cs="Times New Roman"/>
               </w:rPr>
@@ -6357,6 +6526,7 @@
           </w:tcPr>
           <w:p>
             <w:pPr>
+              <w:jc w:val="both"/>
               <w:rPr>
                 <w:rFonts w:ascii="Times New Roman" w:hAnsi="Times New Roman" w:cs="Times New Roman"/>
               </w:rPr>
@@ -6383,6 +6553,7 @@
           </w:tcPr>
           <w:p>
             <w:pPr>
+              <w:jc w:val="both"/>
               <w:rPr>
                 <w:rFonts w:ascii="Times New Roman" w:hAnsi="Times New Roman" w:cs="Times New Roman"/>
               </w:rPr>
@@ -6409,6 +6580,7 @@
           </w:tcPr>
           <w:p>
             <w:pPr>
+              <w:jc w:val="both"/>
               <w:rPr>
                 <w:rFonts w:ascii="Times New Roman" w:hAnsi="Times New Roman" w:cs="Times New Roman"/>
               </w:rPr>
@@ -6441,6 +6613,7 @@
           </w:tcPr>
           <w:p>
             <w:pPr>
+              <w:jc w:val="both"/>
               <w:rPr>
                 <w:rFonts w:ascii="Times New Roman" w:hAnsi="Times New Roman" w:cs="Times New Roman"/>
               </w:rPr>
@@ -6467,6 +6640,7 @@
           </w:tcPr>
           <w:p>
             <w:pPr>
+              <w:jc w:val="both"/>
               <w:rPr>
                 <w:rFonts w:ascii="Times New Roman" w:hAnsi="Times New Roman" w:cs="Times New Roman"/>
               </w:rPr>
@@ -6493,6 +6667,7 @@
           </w:tcPr>
           <w:p>
             <w:pPr>
+              <w:jc w:val="both"/>
               <w:rPr>
                 <w:rFonts w:ascii="Times New Roman" w:hAnsi="Times New Roman" w:cs="Times New Roman"/>
               </w:rPr>
@@ -6519,6 +6694,7 @@
           </w:tcPr>
           <w:p>
             <w:pPr>
+              <w:jc w:val="both"/>
               <w:rPr>
                 <w:rFonts w:ascii="Times New Roman" w:hAnsi="Times New Roman" w:cs="Times New Roman"/>
               </w:rPr>
@@ -6546,6 +6722,7 @@
           <w:p>
             <w:pPr>
               <w:keepNext/>
+              <w:jc w:val="both"/>
               <w:rPr>
                 <w:rFonts w:ascii="Times New Roman" w:hAnsi="Times New Roman" w:cs="Times New Roman"/>
               </w:rPr>
@@ -6614,6 +6791,7 @@
     </w:p>
     <w:p>
       <w:pPr>
+        <w:jc w:val="both"/>
         <w:rPr>
           <w:rFonts w:ascii="Times New Roman" w:hAnsi="Times New Roman" w:cs="Times New Roman"/>
         </w:rPr>
@@ -6642,6 +6820,7 @@
     <w:p>
       <w:pPr>
         <w:pStyle w:val="Heading1"/>
+        <w:jc w:val="both"/>
       </w:pPr>
       <w:r>
         <w:t>5. Kết luận</w:t>
@@ -6649,6 +6828,7 @@
     </w:p>
     <w:p>
       <w:pPr>
+        <w:jc w:val="both"/>
         <w:rPr>
           <w:rFonts w:ascii="Times New Roman" w:hAnsi="Times New Roman" w:cs="Times New Roman"/>
         </w:rPr>
@@ -6676,62 +6856,70 @@
     </w:p>
     <w:p>
       <w:pPr>
-        <w:rPr>
-          <w:rFonts w:ascii="Times New Roman" w:hAnsi="Times New Roman" w:cs="Times New Roman"/>
-        </w:rPr>
-      </w:pPr>
+        <w:jc w:val="both"/>
+        <w:rPr>
+          <w:rFonts w:ascii="Times New Roman" w:hAnsi="Times New Roman" w:cs="Times New Roman"/>
+        </w:rPr>
+      </w:pPr>
+      <w:r>
+        <w:rPr>
+          <w:rFonts w:ascii="Times New Roman" w:hAnsi="Times New Roman" w:cs="Times New Roman"/>
+        </w:rPr>
+        <w:t xml:space="preserve">Thông qua các phiên bản thử nghiệm (V1–V28), nhóm nghiên cứu đã chứng minh rằng các bước FE có hệ thống — bao gồm trích xuất </w:t>
+      </w:r>
+      <w:r>
+        <w:rPr>
+          <w:rFonts w:ascii="Times New Roman" w:hAnsi="Times New Roman" w:cs="Times New Roman"/>
+          <w:b/>
+          <w:bCs/>
+        </w:rPr>
+        <w:t>Title</w:t>
+      </w:r>
+      <w:r>
+        <w:rPr>
+          <w:rFonts w:ascii="Times New Roman" w:hAnsi="Times New Roman" w:cs="Times New Roman"/>
+        </w:rPr>
+        <w:t xml:space="preserve">, rời rạc hoá </w:t>
+      </w:r>
+      <w:r>
+        <w:rPr>
+          <w:rFonts w:ascii="Times New Roman" w:hAnsi="Times New Roman" w:cs="Times New Roman"/>
+          <w:b/>
+          <w:bCs/>
+        </w:rPr>
+        <w:t>Age/Fare</w:t>
+      </w:r>
+      <w:r>
+        <w:rPr>
+          <w:rFonts w:ascii="Times New Roman" w:hAnsi="Times New Roman" w:cs="Times New Roman"/>
+        </w:rPr>
+        <w:t xml:space="preserve">, tạo đặc trưng </w:t>
+      </w:r>
+      <w:r>
+        <w:rPr>
+          <w:rFonts w:ascii="Times New Roman" w:hAnsi="Times New Roman" w:cs="Times New Roman"/>
+          <w:b/>
+          <w:bCs/>
+        </w:rPr>
+        <w:t>Family_Survival</w:t>
+      </w:r>
+      <w:r>
+        <w:rPr>
+          <w:rFonts w:ascii="Times New Roman" w:hAnsi="Times New Roman" w:cs="Times New Roman"/>
+        </w:rPr>
+        <w:t xml:space="preserve">, </w:t>
+      </w:r>
       <w:r>
         <w:rPr>
           <w:rFonts w:ascii="Times New Roman" w:hAnsi="Times New Roman" w:cs="Times New Roman"/>
         </w:rPr>
         <w:lastRenderedPageBreak/>
-        <w:t xml:space="preserve">Thông qua các phiên bản thử nghiệm (V1–V28), nhóm nghiên cứu đã chứng minh rằng các bước FE có hệ thống — bao gồm trích xuất </w:t>
-      </w:r>
-      <w:r>
-        <w:rPr>
-          <w:rFonts w:ascii="Times New Roman" w:hAnsi="Times New Roman" w:cs="Times New Roman"/>
-          <w:b/>
-          <w:bCs/>
-        </w:rPr>
-        <w:t>Title</w:t>
-      </w:r>
-      <w:r>
-        <w:rPr>
-          <w:rFonts w:ascii="Times New Roman" w:hAnsi="Times New Roman" w:cs="Times New Roman"/>
-        </w:rPr>
-        <w:t xml:space="preserve">, rời rạc hoá </w:t>
-      </w:r>
-      <w:r>
-        <w:rPr>
-          <w:rFonts w:ascii="Times New Roman" w:hAnsi="Times New Roman" w:cs="Times New Roman"/>
-          <w:b/>
-          <w:bCs/>
-        </w:rPr>
-        <w:t>Age/Fare</w:t>
-      </w:r>
-      <w:r>
-        <w:rPr>
-          <w:rFonts w:ascii="Times New Roman" w:hAnsi="Times New Roman" w:cs="Times New Roman"/>
-        </w:rPr>
-        <w:t xml:space="preserve">, tạo đặc trưng </w:t>
-      </w:r>
-      <w:r>
-        <w:rPr>
-          <w:rFonts w:ascii="Times New Roman" w:hAnsi="Times New Roman" w:cs="Times New Roman"/>
-          <w:b/>
-          <w:bCs/>
-        </w:rPr>
-        <w:t>Family_Survival</w:t>
-      </w:r>
-      <w:r>
-        <w:rPr>
-          <w:rFonts w:ascii="Times New Roman" w:hAnsi="Times New Roman" w:cs="Times New Roman"/>
-        </w:rPr>
-        <w:t>, và chuẩn hoá dữ liệu — giúp cải thiện đáng kể hiệu suất mô hình Logistic Regression, nâng điểm Kaggle từ 0.74880 (Baseline) lên 0.80143 (V28).</w:t>
-      </w:r>
-    </w:p>
-    <w:p>
-      <w:pPr>
+        <w:t>và chuẩn hoá dữ liệu — giúp cải thiện đáng kể hiệu suất mô hình Logistic Regression, nâng điểm Kaggle từ 0.74880 (Baseline) lên 0.80143 (V28).</w:t>
+      </w:r>
+    </w:p>
+    <w:p>
+      <w:pPr>
+        <w:jc w:val="both"/>
         <w:rPr>
           <w:rFonts w:ascii="Times New Roman" w:hAnsi="Times New Roman" w:cs="Times New Roman"/>
         </w:rPr>
@@ -6745,6 +6933,7 @@
     </w:p>
     <w:p>
       <w:pPr>
+        <w:jc w:val="both"/>
         <w:rPr>
           <w:rFonts w:ascii="Times New Roman" w:hAnsi="Times New Roman" w:cs="Times New Roman"/>
         </w:rPr>
@@ -6758,6 +6947,7 @@
     </w:p>
     <w:p>
       <w:pPr>
+        <w:jc w:val="both"/>
         <w:rPr>
           <w:rFonts w:ascii="Times New Roman" w:hAnsi="Times New Roman" w:cs="Times New Roman"/>
         </w:rPr>
@@ -6771,6 +6961,7 @@
     </w:p>
     <w:p>
       <w:pPr>
+        <w:jc w:val="both"/>
         <w:rPr>
           <w:rFonts w:ascii="Times New Roman" w:hAnsi="Times New Roman" w:cs="Times New Roman"/>
         </w:rPr>
@@ -6784,6 +6975,7 @@
     </w:p>
     <w:p>
       <w:pPr>
+        <w:jc w:val="both"/>
         <w:rPr>
           <w:rFonts w:ascii="Times New Roman" w:hAnsi="Times New Roman" w:cs="Times New Roman"/>
         </w:rPr>
@@ -6797,6 +6989,7 @@
     </w:p>
     <w:p>
       <w:pPr>
+        <w:jc w:val="both"/>
         <w:rPr>
           <w:rFonts w:ascii="Times New Roman" w:hAnsi="Times New Roman" w:cs="Times New Roman"/>
         </w:rPr>
@@ -6810,6 +7003,7 @@
     </w:p>
     <w:p>
       <w:pPr>
+        <w:jc w:val="both"/>
         <w:rPr>
           <w:rFonts w:ascii="Times New Roman" w:hAnsi="Times New Roman" w:cs="Times New Roman"/>
         </w:rPr>
@@ -6823,6 +7017,7 @@
     </w:p>
     <w:p>
       <w:pPr>
+        <w:jc w:val="both"/>
         <w:rPr>
           <w:rFonts w:ascii="Times New Roman" w:hAnsi="Times New Roman" w:cs="Times New Roman"/>
           <w:b/>
@@ -6845,6 +7040,7 @@
           <w:ilvl w:val="0"/>
           <w:numId w:val="5"/>
         </w:numPr>
+        <w:jc w:val="both"/>
         <w:rPr>
           <w:rFonts w:ascii="Times New Roman" w:hAnsi="Times New Roman" w:cs="Times New Roman"/>
         </w:rPr>
@@ -6876,6 +7072,7 @@
           <w:ilvl w:val="0"/>
           <w:numId w:val="5"/>
         </w:numPr>
+        <w:jc w:val="both"/>
         <w:rPr>
           <w:rFonts w:ascii="Times New Roman" w:hAnsi="Times New Roman" w:cs="Times New Roman"/>
         </w:rPr>
@@ -6907,6 +7104,7 @@
           <w:ilvl w:val="0"/>
           <w:numId w:val="5"/>
         </w:numPr>
+        <w:jc w:val="both"/>
         <w:rPr>
           <w:rFonts w:ascii="Times New Roman" w:hAnsi="Times New Roman" w:cs="Times New Roman"/>
         </w:rPr>
@@ -6932,6 +7130,7 @@
           <w:ilvl w:val="0"/>
           <w:numId w:val="5"/>
         </w:numPr>
+        <w:jc w:val="both"/>
         <w:rPr>
           <w:rFonts w:ascii="Times New Roman" w:hAnsi="Times New Roman" w:cs="Times New Roman"/>
         </w:rPr>
@@ -6978,6 +7177,7 @@
           <w:ilvl w:val="0"/>
           <w:numId w:val="5"/>
         </w:numPr>
+        <w:jc w:val="both"/>
         <w:rPr>
           <w:rFonts w:ascii="Times New Roman" w:hAnsi="Times New Roman" w:cs="Times New Roman"/>
         </w:rPr>
@@ -7009,6 +7209,7 @@
           <w:ilvl w:val="0"/>
           <w:numId w:val="5"/>
         </w:numPr>
+        <w:jc w:val="both"/>
         <w:rPr>
           <w:rFonts w:ascii="Times New Roman" w:hAnsi="Times New Roman" w:cs="Times New Roman"/>
         </w:rPr>
@@ -7040,6 +7241,7 @@
           <w:ilvl w:val="0"/>
           <w:numId w:val="5"/>
         </w:numPr>
+        <w:jc w:val="both"/>
         <w:rPr>
           <w:rFonts w:ascii="Times New Roman" w:hAnsi="Times New Roman" w:cs="Times New Roman"/>
         </w:rPr>
@@ -7071,6 +7273,7 @@
           <w:ilvl w:val="0"/>
           <w:numId w:val="5"/>
         </w:numPr>
+        <w:jc w:val="both"/>
         <w:rPr>
           <w:rFonts w:ascii="Times New Roman" w:hAnsi="Times New Roman" w:cs="Times New Roman"/>
         </w:rPr>
@@ -7098,6 +7301,7 @@
     </w:p>
     <w:p>
       <w:pPr>
+        <w:jc w:val="both"/>
         <w:rPr>
           <w:rFonts w:ascii="Times New Roman" w:hAnsi="Times New Roman" w:cs="Times New Roman"/>
         </w:rPr>
@@ -9360,10 +9564,6 @@
 </file>
 
 <file path=customXml/item1.xml><?xml version="1.0" encoding="utf-8"?>
-<b:Sources xmlns:b="http://schemas.openxmlformats.org/officeDocument/2006/bibliography" xmlns="http://schemas.openxmlformats.org/officeDocument/2006/bibliography" SelectedStyle="\APASixthEditionOfficeOnline.xsl" StyleName="APA" Version="6"/>
-</file>
-
-<file path=customXml/item2.xml><?xml version="1.0" encoding="utf-8"?>
 <ct:contentTypeSchema xmlns:ct="http://schemas.microsoft.com/office/2006/metadata/contentType" xmlns:ma="http://schemas.microsoft.com/office/2006/metadata/properties/metaAttributes" ct:_="" ma:_="" ma:contentTypeName="Document" ma:contentTypeID="0x010100299D9875C718C345BFA1D653838BFD8C" ma:contentTypeVersion="10" ma:contentTypeDescription="Create a new document." ma:contentTypeScope="" ma:versionID="bfde175c19646c359afa5b4e5b3ffe59">
   <xsd:schema xmlns:xsd="http://www.w3.org/2001/XMLSchema" xmlns:xs="http://www.w3.org/2001/XMLSchema" xmlns:p="http://schemas.microsoft.com/office/2006/metadata/properties" xmlns:ns3="49190882-452f-4d13-b3ec-909bb649d7db" targetNamespace="http://schemas.microsoft.com/office/2006/metadata/properties" ma:root="true" ma:fieldsID="f80e8e9d5ee1deba54aa274ebe89eddd" ns3:_="">
     <xsd:import namespace="49190882-452f-4d13-b3ec-909bb649d7db"/>
@@ -9543,7 +9743,19 @@
 </ct:contentTypeSchema>
 </file>
 
+<file path=customXml/item2.xml><?xml version="1.0" encoding="utf-8"?>
+<b:Sources xmlns:b="http://schemas.openxmlformats.org/officeDocument/2006/bibliography" xmlns="http://schemas.openxmlformats.org/officeDocument/2006/bibliography" SelectedStyle="\APASixthEditionOfficeOnline.xsl" StyleName="APA" Version="6"/>
+</file>
+
 <file path=customXml/item3.xml><?xml version="1.0" encoding="utf-8"?>
+<p:properties xmlns:p="http://schemas.microsoft.com/office/2006/metadata/properties" xmlns:xsi="http://www.w3.org/2001/XMLSchema-instance" xmlns:pc="http://schemas.microsoft.com/office/infopath/2007/PartnerControls">
+  <documentManagement>
+    <_activity xmlns="49190882-452f-4d13-b3ec-909bb649d7db" xsi:nil="true"/>
+  </documentManagement>
+</p:properties>
+</file>
+
+<file path=customXml/item4.xml><?xml version="1.0" encoding="utf-8"?>
 <?mso-contentType ?>
 <FormTemplates xmlns="http://schemas.microsoft.com/sharepoint/v3/contenttype/forms">
   <Display>DocumentLibraryForm</Display>
@@ -9552,23 +9764,7 @@
 </FormTemplates>
 </file>
 
-<file path=customXml/item4.xml><?xml version="1.0" encoding="utf-8"?>
-<p:properties xmlns:p="http://schemas.microsoft.com/office/2006/metadata/properties" xmlns:xsi="http://www.w3.org/2001/XMLSchema-instance" xmlns:pc="http://schemas.microsoft.com/office/infopath/2007/PartnerControls">
-  <documentManagement>
-    <_activity xmlns="49190882-452f-4d13-b3ec-909bb649d7db" xsi:nil="true"/>
-  </documentManagement>
-</p:properties>
-</file>
-
 <file path=customXml/itemProps1.xml><?xml version="1.0" encoding="utf-8"?>
-<ds:datastoreItem xmlns:ds="http://schemas.openxmlformats.org/officeDocument/2006/customXml" ds:itemID="{DB7DA5F6-D56B-44DD-AF4C-7A1FB4A9106B}">
-  <ds:schemaRefs>
-    <ds:schemaRef ds:uri="http://schemas.openxmlformats.org/officeDocument/2006/bibliography"/>
-  </ds:schemaRefs>
-</ds:datastoreItem>
-</file>
-
-<file path=customXml/itemProps2.xml><?xml version="1.0" encoding="utf-8"?>
 <ds:datastoreItem xmlns:ds="http://schemas.openxmlformats.org/officeDocument/2006/customXml" ds:itemID="{68247C01-8B9F-4181-969B-75C1451E8AE1}">
   <ds:schemaRefs>
     <ds:schemaRef ds:uri="http://schemas.microsoft.com/office/2006/metadata/contentType"/>
@@ -9586,26 +9782,28 @@
 </ds:datastoreItem>
 </file>
 
+<file path=customXml/itemProps2.xml><?xml version="1.0" encoding="utf-8"?>
+<ds:datastoreItem xmlns:ds="http://schemas.openxmlformats.org/officeDocument/2006/customXml" ds:itemID="{DB7DA5F6-D56B-44DD-AF4C-7A1FB4A9106B}">
+  <ds:schemaRefs>
+    <ds:schemaRef ds:uri="http://schemas.openxmlformats.org/officeDocument/2006/bibliography"/>
+  </ds:schemaRefs>
+</ds:datastoreItem>
+</file>
+
 <file path=customXml/itemProps3.xml><?xml version="1.0" encoding="utf-8"?>
+<ds:datastoreItem xmlns:ds="http://schemas.openxmlformats.org/officeDocument/2006/customXml" ds:itemID="{402EF4FC-B703-4D78-B52F-A5C0CB0045DF}">
+  <ds:schemaRefs>
+    <ds:schemaRef ds:uri="http://schemas.microsoft.com/office/2006/metadata/properties"/>
+    <ds:schemaRef ds:uri="http://schemas.microsoft.com/office/infopath/2007/PartnerControls"/>
+    <ds:schemaRef ds:uri="49190882-452f-4d13-b3ec-909bb649d7db"/>
+  </ds:schemaRefs>
+</ds:datastoreItem>
+</file>
+
+<file path=customXml/itemProps4.xml><?xml version="1.0" encoding="utf-8"?>
 <ds:datastoreItem xmlns:ds="http://schemas.openxmlformats.org/officeDocument/2006/customXml" ds:itemID="{BFAFCB65-8865-49F5-BB3C-F1C4FFA61967}">
   <ds:schemaRefs>
     <ds:schemaRef ds:uri="http://schemas.microsoft.com/sharepoint/v3/contenttype/forms"/>
   </ds:schemaRefs>
 </ds:datastoreItem>
-</file>
-
-<file path=customXml/itemProps4.xml><?xml version="1.0" encoding="utf-8"?>
-<ds:datastoreItem xmlns:ds="http://schemas.openxmlformats.org/officeDocument/2006/customXml" ds:itemID="{402EF4FC-B703-4D78-B52F-A5C0CB0045DF}">
-  <ds:schemaRefs>
-    <ds:schemaRef ds:uri="http://purl.org/dc/dcmitype/"/>
-    <ds:schemaRef ds:uri="http://schemas.microsoft.com/office/2006/documentManagement/types"/>
-    <ds:schemaRef ds:uri="http://schemas.openxmlformats.org/package/2006/metadata/core-properties"/>
-    <ds:schemaRef ds:uri="http://purl.org/dc/terms/"/>
-    <ds:schemaRef ds:uri="http://purl.org/dc/elements/1.1/"/>
-    <ds:schemaRef ds:uri="49190882-452f-4d13-b3ec-909bb649d7db"/>
-    <ds:schemaRef ds:uri="http://schemas.microsoft.com/office/infopath/2007/PartnerControls"/>
-    <ds:schemaRef ds:uri="http://schemas.microsoft.com/office/2006/metadata/properties"/>
-    <ds:schemaRef ds:uri="http://www.w3.org/XML/1998/namespace"/>
-  </ds:schemaRefs>
-</ds:datastoreItem>
 </file>
--- a/Challenge_1_Titanic/challenge1_titanic_TranHoMinhHai_3123410092/Titanic_paper.docx
+++ b/Challenge_1_Titanic/challenge1_titanic_TranHoMinhHai_3123410092/Titanic_paper.docx
@@ -1470,10 +1470,10 @@
             <v:path o:extrusionok="f" gradientshapeok="t" o:connecttype="rect"/>
             <o:lock v:ext="edit" aspectratio="t"/>
           </v:shapetype>
-          <v:shape id="_x0000_i1165" type="#_x0000_t75" style="width:142.6pt;height:18pt" o:ole="">
+          <v:shape id="_x0000_i1025" type="#_x0000_t75" style="width:142.5pt;height:18pt" o:ole="">
             <v:imagedata r:id="rId10" o:title=""/>
           </v:shape>
-          <o:OLEObject Type="Embed" ProgID="Equation.DSMT4" ShapeID="_x0000_i1165" DrawAspect="Content" ObjectID="_1822303564" r:id="rId11"/>
+          <o:OLEObject Type="Embed" ProgID="Equation.DSMT4" ShapeID="_x0000_i1025" DrawAspect="Content" ObjectID="_1822736540" r:id="rId11"/>
         </w:object>
       </w:r>
       <w:r>
@@ -1487,10 +1487,10 @@
           <w:position w:val="-24"/>
         </w:rPr>
         <w:object w:dxaOrig="1380" w:dyaOrig="620" w14:anchorId="58292451">
-          <v:shape id="_x0000_i1166" type="#_x0000_t75" style="width:69.25pt;height:31.4pt" o:ole="">
+          <v:shape id="_x0000_i1026" type="#_x0000_t75" style="width:69.5pt;height:31.5pt" o:ole="">
             <v:imagedata r:id="rId12" o:title=""/>
           </v:shape>
-          <o:OLEObject Type="Embed" ProgID="Equation.DSMT4" ShapeID="_x0000_i1166" DrawAspect="Content" ObjectID="_1822303565" r:id="rId13"/>
+          <o:OLEObject Type="Embed" ProgID="Equation.DSMT4" ShapeID="_x0000_i1026" DrawAspect="Content" ObjectID="_1822736541" r:id="rId13"/>
         </w:object>
       </w:r>
     </w:p>
@@ -1521,10 +1521,10 @@
           <w:position w:val="-28"/>
         </w:rPr>
         <w:object w:dxaOrig="5700" w:dyaOrig="680" w14:anchorId="37E903CA">
-          <v:shape id="_x0000_i1167" type="#_x0000_t75" style="width:302.75pt;height:34.15pt" o:ole="">
+          <v:shape id="_x0000_i1027" type="#_x0000_t75" style="width:302.5pt;height:34pt" o:ole="">
             <v:imagedata r:id="rId14" o:title=""/>
           </v:shape>
-          <o:OLEObject Type="Embed" ProgID="Equation.DSMT4" ShapeID="_x0000_i1167" DrawAspect="Content" ObjectID="_1822303566" r:id="rId15"/>
+          <o:OLEObject Type="Embed" ProgID="Equation.DSMT4" ShapeID="_x0000_i1027" DrawAspect="Content" ObjectID="_1822736542" r:id="rId15"/>
         </w:object>
       </w:r>
     </w:p>
@@ -1587,10 +1587,10 @@
           <w:position w:val="-28"/>
         </w:rPr>
         <w:object w:dxaOrig="1260" w:dyaOrig="680" w14:anchorId="17AD2AE5">
-          <v:shape id="_x0000_i1168" type="#_x0000_t75" style="width:63.25pt;height:34.15pt" o:ole="">
+          <v:shape id="_x0000_i1028" type="#_x0000_t75" style="width:63.5pt;height:34pt" o:ole="">
             <v:imagedata r:id="rId16" o:title=""/>
           </v:shape>
-          <o:OLEObject Type="Embed" ProgID="Equation.DSMT4" ShapeID="_x0000_i1168" DrawAspect="Content" ObjectID="_1822303567" r:id="rId17"/>
+          <o:OLEObject Type="Embed" ProgID="Equation.DSMT4" ShapeID="_x0000_i1028" DrawAspect="Content" ObjectID="_1822736543" r:id="rId17"/>
         </w:object>
       </w:r>
       <w:r>
@@ -1605,10 +1605,10 @@
           <w:position w:val="-12"/>
         </w:rPr>
         <w:object w:dxaOrig="760" w:dyaOrig="360" w14:anchorId="12744356">
-          <v:shape id="_x0000_i1169" type="#_x0000_t75" style="width:37.85pt;height:18pt" o:ole="">
+          <v:shape id="_x0000_i1029" type="#_x0000_t75" style="width:38pt;height:18pt" o:ole="">
             <v:imagedata r:id="rId18" o:title=""/>
           </v:shape>
-          <o:OLEObject Type="Embed" ProgID="Equation.DSMT4" ShapeID="_x0000_i1169" DrawAspect="Content" ObjectID="_1822303568" r:id="rId19"/>
+          <o:OLEObject Type="Embed" ProgID="Equation.DSMT4" ShapeID="_x0000_i1029" DrawAspect="Content" ObjectID="_1822736544" r:id="rId19"/>
         </w:object>
       </w:r>
       <w:r>
@@ -1637,10 +1637,10 @@
           <w:position w:val="-4"/>
         </w:rPr>
         <w:object w:dxaOrig="180" w:dyaOrig="279" w14:anchorId="35D86B8C">
-          <v:shape id="_x0000_i1170" type="#_x0000_t75" style="width:9.25pt;height:13.85pt" o:ole="">
+          <v:shape id="_x0000_i1030" type="#_x0000_t75" style="width:9.5pt;height:14pt" o:ole="">
             <v:imagedata r:id="rId20" o:title=""/>
           </v:shape>
-          <o:OLEObject Type="Embed" ProgID="Equation.DSMT4" ShapeID="_x0000_i1170" DrawAspect="Content" ObjectID="_1822303569" r:id="rId21"/>
+          <o:OLEObject Type="Embed" ProgID="Equation.DSMT4" ShapeID="_x0000_i1030" DrawAspect="Content" ObjectID="_1822736545" r:id="rId21"/>
         </w:object>
       </w:r>
       <w:r>
@@ -2600,10 +2600,10 @@
           <w:position w:val="-24"/>
         </w:rPr>
         <w:object w:dxaOrig="3159" w:dyaOrig="620" w14:anchorId="101D74A3">
-          <v:shape id="_x0000_i1171" type="#_x0000_t75" style="width:157.85pt;height:31.4pt" o:ole="">
+          <v:shape id="_x0000_i1031" type="#_x0000_t75" style="width:158pt;height:31.5pt" o:ole="">
             <v:imagedata r:id="rId24" o:title=""/>
           </v:shape>
-          <o:OLEObject Type="Embed" ProgID="Equation.DSMT4" ShapeID="_x0000_i1171" DrawAspect="Content" ObjectID="_1822303570" r:id="rId25"/>
+          <o:OLEObject Type="Embed" ProgID="Equation.DSMT4" ShapeID="_x0000_i1031" DrawAspect="Content" ObjectID="_1822736546" r:id="rId25"/>
         </w:object>
       </w:r>
     </w:p>
@@ -2656,10 +2656,10 @@
           <w:position w:val="-24"/>
         </w:rPr>
         <w:object w:dxaOrig="900" w:dyaOrig="620" w14:anchorId="7C068CB5">
-          <v:shape id="_x0000_i1172" type="#_x0000_t75" style="width:45.25pt;height:31.4pt" o:ole="">
+          <v:shape id="_x0000_i1032" type="#_x0000_t75" style="width:45.5pt;height:31.5pt" o:ole="">
             <v:imagedata r:id="rId26" o:title=""/>
           </v:shape>
-          <o:OLEObject Type="Embed" ProgID="Equation.DSMT4" ShapeID="_x0000_i1172" DrawAspect="Content" ObjectID="_1822303571" r:id="rId27"/>
+          <o:OLEObject Type="Embed" ProgID="Equation.DSMT4" ShapeID="_x0000_i1032" DrawAspect="Content" ObjectID="_1822736547" r:id="rId27"/>
         </w:object>
       </w:r>
     </w:p>
@@ -2724,10 +2724,10 @@
           <w:position w:val="-24"/>
         </w:rPr>
         <w:object w:dxaOrig="940" w:dyaOrig="620" w14:anchorId="3238EFB3">
-          <v:shape id="_x0000_i1173" type="#_x0000_t75" style="width:46.6pt;height:31.4pt" o:ole="">
+          <v:shape id="_x0000_i1033" type="#_x0000_t75" style="width:46.5pt;height:31.5pt" o:ole="">
             <v:imagedata r:id="rId28" o:title=""/>
           </v:shape>
-          <o:OLEObject Type="Embed" ProgID="Equation.DSMT4" ShapeID="_x0000_i1173" DrawAspect="Content" ObjectID="_1822303572" r:id="rId29"/>
+          <o:OLEObject Type="Embed" ProgID="Equation.DSMT4" ShapeID="_x0000_i1033" DrawAspect="Content" ObjectID="_1822736548" r:id="rId29"/>
         </w:object>
       </w:r>
     </w:p>
@@ -2772,21 +2772,107 @@
     <w:p>
       <w:pPr>
         <w:jc w:val="center"/>
-        <w:rPr>
-          <w:rFonts w:ascii="Times New Roman" w:hAnsi="Times New Roman" w:cs="Times New Roman"/>
-        </w:rPr>
       </w:pPr>
       <w:r>
         <w:rPr>
           <w:position w:val="-28"/>
         </w:rPr>
         <w:object w:dxaOrig="2620" w:dyaOrig="660" w14:anchorId="3E5791E7">
-          <v:shape id="_x0000_i1174" type="#_x0000_t75" style="width:130.6pt;height:33.25pt" o:ole="">
+          <v:shape id="_x0000_i1034" type="#_x0000_t75" style="width:130.5pt;height:33.5pt" o:ole="">
             <v:imagedata r:id="rId30" o:title=""/>
           </v:shape>
-          <o:OLEObject Type="Embed" ProgID="Equation.DSMT4" ShapeID="_x0000_i1174" DrawAspect="Content" ObjectID="_1822303573" r:id="rId31"/>
+          <o:OLEObject Type="Embed" ProgID="Equation.DSMT4" ShapeID="_x0000_i1034" DrawAspect="Content" ObjectID="_1822736549" r:id="rId31"/>
         </w:object>
       </w:r>
+    </w:p>
+    <w:p>
+      <w:pPr>
+        <w:pStyle w:val="Heading3"/>
+        <w:jc w:val="both"/>
+      </w:pPr>
+      <w:r>
+        <w:t>3.4.</w:t>
+      </w:r>
+      <w:r>
+        <w:t>5</w:t>
+      </w:r>
+      <w:r>
+        <w:t xml:space="preserve">. </w:t>
+      </w:r>
+      <w:r>
+        <w:t>ROC AUC</w:t>
+      </w:r>
+    </w:p>
+    <w:p>
+      <w:pPr>
+        <w:rPr>
+          <w:rFonts w:ascii="Times New Roman" w:hAnsi="Times New Roman" w:cs="Times New Roman"/>
+        </w:rPr>
+      </w:pPr>
+      <w:r>
+        <w:rPr>
+          <w:rFonts w:ascii="Times New Roman" w:hAnsi="Times New Roman" w:cs="Times New Roman"/>
+        </w:rPr>
+        <w:t>ROC (Đường đặc trưng hoạt động của bộ thu) là một công cụ đánh giá hiệu suất mô hình phân loại bằng cách biểu diễn mối quan hệ đánh đổi giữa hai chỉ số: Tỷ lệ Dương tính Đúng (True Positive Rate - TPR) và Tỷ lệ Dương tính Sai (False Positive Rate - FPR) tại tất cả các ngưỡng phân loại khác nhau.</w:t>
+      </w:r>
+    </w:p>
+    <w:p>
+      <w:pPr>
+        <w:jc w:val="center"/>
+      </w:pPr>
+      <w:r>
+        <w:rPr>
+          <w:position w:val="-24"/>
+        </w:rPr>
+        <w:object w:dxaOrig="1600" w:dyaOrig="620" w14:anchorId="3E45EB0B">
+          <v:shape id="_x0000_i1037" type="#_x0000_t75" style="width:80pt;height:31pt" o:ole="">
+            <v:imagedata r:id="rId32" o:title=""/>
+          </v:shape>
+          <o:OLEObject Type="Embed" ProgID="Equation.DSMT4" ShapeID="_x0000_i1037" DrawAspect="Content" ObjectID="_1822736550" r:id="rId33"/>
+        </w:object>
+      </w:r>
+      <w:r>
+        <w:t>;</w:t>
+      </w:r>
+    </w:p>
+    <w:p>
+      <w:pPr>
+        <w:jc w:val="center"/>
+        <w:rPr>
+          <w:rFonts w:ascii="Times New Roman" w:hAnsi="Times New Roman" w:cs="Times New Roman"/>
+        </w:rPr>
+      </w:pPr>
+      <w:r>
+        <w:rPr>
+          <w:position w:val="-24"/>
+        </w:rPr>
+        <w:object w:dxaOrig="1640" w:dyaOrig="620" w14:anchorId="1E5F5E3C">
+          <v:shape id="_x0000_i1040" type="#_x0000_t75" style="width:82pt;height:31pt" o:ole="">
+            <v:imagedata r:id="rId34" o:title=""/>
+          </v:shape>
+          <o:OLEObject Type="Embed" ProgID="Equation.DSMT4" ShapeID="_x0000_i1040" DrawAspect="Content" ObjectID="_1822736551" r:id="rId35"/>
+        </w:object>
+      </w:r>
+    </w:p>
+    <w:p>
+      <w:pPr>
+        <w:rPr>
+          <w:rFonts w:ascii="Times New Roman" w:hAnsi="Times New Roman" w:cs="Times New Roman"/>
+        </w:rPr>
+      </w:pPr>
+      <w:r>
+        <w:rPr>
+          <w:rFonts w:ascii="Times New Roman" w:hAnsi="Times New Roman" w:cs="Times New Roman"/>
+        </w:rPr>
+        <w:t>Đường cong ROC càng tiến về phía góc trên bên trái của biểu đồ thì mô hình càng có khả năng phân loại tốt, thể hiện qua việc đạt được TPR cao đồng thời duy trì FPR thấp. Ngược lại, một đường cong nằm gần đường chéo chính (đường phân giác từ gốc tọa độ) tương đương với khả năng dự đoán ngẫu nhiên.</w:t>
+      </w:r>
+    </w:p>
+    <w:p>
+      <w:pPr>
+        <w:rPr>
+          <w:rFonts w:ascii="Times New Roman" w:hAnsi="Times New Roman" w:cs="Times New Roman"/>
+        </w:rPr>
+      </w:pPr>
     </w:p>
     <w:p>
       <w:pPr>
@@ -2931,6 +3017,7 @@
           <w:b/>
           <w:bCs/>
         </w:rPr>
+        <w:lastRenderedPageBreak/>
         <w:t>Fare</w:t>
       </w:r>
       <w:r>
@@ -3030,7 +3117,6 @@
           <w:rFonts w:ascii="Times New Roman" w:hAnsi="Times New Roman" w:cs="Times New Roman"/>
           <w:noProof/>
         </w:rPr>
-        <w:lastRenderedPageBreak/>
         <w:drawing>
           <wp:inline distT="0" distB="0" distL="0" distR="0" wp14:anchorId="048E3D99" wp14:editId="628CB99D">
             <wp:extent cx="5943600" cy="2971800"/>
@@ -3047,7 +3133,7 @@
                     <pic:cNvPicPr/>
                   </pic:nvPicPr>
                   <pic:blipFill>
-                    <a:blip r:embed="rId32" cstate="print">
+                    <a:blip r:embed="rId36" cstate="print">
                       <a:extLst>
                         <a:ext uri="{28A0092B-C50C-407E-A947-70E740481C1C}">
                           <a14:useLocalDpi xmlns:a14="http://schemas.microsoft.com/office/drawing/2010/main" val="0"/>
@@ -3292,6 +3378,7 @@
           <w:rFonts w:ascii="Times New Roman" w:hAnsi="Times New Roman" w:cs="Times New Roman"/>
           <w:noProof/>
         </w:rPr>
+        <w:lastRenderedPageBreak/>
         <w:drawing>
           <wp:inline distT="0" distB="0" distL="0" distR="0" wp14:anchorId="0D1617FF" wp14:editId="19D6EDC6">
             <wp:extent cx="5494020" cy="2747010"/>
@@ -3308,7 +3395,7 @@
                     <pic:cNvPicPr/>
                   </pic:nvPicPr>
                   <pic:blipFill>
-                    <a:blip r:embed="rId33" cstate="print">
+                    <a:blip r:embed="rId37" cstate="print">
                       <a:extLst>
                         <a:ext uri="{28A0092B-C50C-407E-A947-70E740481C1C}">
                           <a14:useLocalDpi xmlns:a14="http://schemas.microsoft.com/office/drawing/2010/main" val="0"/>
@@ -3399,7 +3486,6 @@
         <w:rPr>
           <w:rFonts w:ascii="Times New Roman" w:hAnsi="Times New Roman" w:cs="Times New Roman"/>
         </w:rPr>
-        <w:lastRenderedPageBreak/>
         <w:t>Title phản ánh giới tính và địa vị xã hội – hai yếu tố có tương quan mạnh với khả năng sống sót</w:t>
       </w:r>
       <w:r>
@@ -3677,7 +3763,7 @@
                     <pic:cNvPicPr/>
                   </pic:nvPicPr>
                   <pic:blipFill>
-                    <a:blip r:embed="rId34" cstate="print">
+                    <a:blip r:embed="rId38" cstate="print">
                       <a:extLst>
                         <a:ext uri="{28A0092B-C50C-407E-A947-70E740481C1C}">
                           <a14:useLocalDpi xmlns:a14="http://schemas.microsoft.com/office/drawing/2010/main" val="0"/>
@@ -3768,6 +3854,7 @@
         <w:rPr>
           <w:rFonts w:ascii="Times New Roman" w:hAnsi="Times New Roman" w:cs="Times New Roman"/>
         </w:rPr>
+        <w:lastRenderedPageBreak/>
         <w:t>C</w:t>
       </w:r>
       <w:r>
@@ -4095,7 +4182,6 @@
           <w:rFonts w:ascii="Times New Roman" w:hAnsi="Times New Roman" w:cs="Times New Roman"/>
           <w:noProof/>
         </w:rPr>
-        <w:lastRenderedPageBreak/>
         <w:drawing>
           <wp:inline distT="0" distB="0" distL="0" distR="0" wp14:anchorId="16D4C55D" wp14:editId="739F9A2C">
             <wp:extent cx="5943600" cy="2971800"/>
@@ -4112,7 +4198,7 @@
                     <pic:cNvPicPr/>
                   </pic:nvPicPr>
                   <pic:blipFill>
-                    <a:blip r:embed="rId35" cstate="print">
+                    <a:blip r:embed="rId39" cstate="print">
                       <a:extLst>
                         <a:ext uri="{28A0092B-C50C-407E-A947-70E740481C1C}">
                           <a14:useLocalDpi xmlns:a14="http://schemas.microsoft.com/office/drawing/2010/main" val="0"/>
@@ -4325,6 +4411,7 @@
                 <w:rFonts w:ascii="Times New Roman" w:hAnsi="Times New Roman" w:cs="Times New Roman"/>
                 <w:bCs/>
               </w:rPr>
+              <w:lastRenderedPageBreak/>
               <w:t>Sex</w:t>
             </w:r>
           </w:p>
@@ -4695,7 +4782,6 @@
           <w:rFonts w:ascii="Times New Roman" w:hAnsi="Times New Roman" w:cs="Times New Roman"/>
           <w:noProof/>
         </w:rPr>
-        <w:lastRenderedPageBreak/>
         <w:drawing>
           <wp:inline distT="0" distB="0" distL="0" distR="0" wp14:anchorId="2815A559" wp14:editId="517B282D">
             <wp:extent cx="5943600" cy="4457700"/>
@@ -4712,7 +4798,7 @@
                     <pic:cNvPicPr/>
                   </pic:nvPicPr>
                   <pic:blipFill>
-                    <a:blip r:embed="rId36" cstate="print">
+                    <a:blip r:embed="rId40" cstate="print">
                       <a:extLst>
                         <a:ext uri="{28A0092B-C50C-407E-A947-70E740481C1C}">
                           <a14:useLocalDpi xmlns:a14="http://schemas.microsoft.com/office/drawing/2010/main" val="0"/>
@@ -4829,6 +4915,7 @@
         <w:jc w:val="both"/>
       </w:pPr>
       <w:r>
+        <w:lastRenderedPageBreak/>
         <w:t>4. Thí nghiệm và kết quả</w:t>
       </w:r>
     </w:p>
@@ -5016,7 +5103,6 @@
           <w:b/>
           <w:bCs/>
         </w:rPr>
-        <w:lastRenderedPageBreak/>
         <w:t>Chiến lược đánh giá:</w:t>
       </w:r>
       <w:r>
@@ -5128,6 +5214,7 @@
         <w:jc w:val="both"/>
       </w:pPr>
       <w:r>
+        <w:lastRenderedPageBreak/>
         <w:t>4.2. Kết quả thu được</w:t>
       </w:r>
     </w:p>
@@ -5177,7 +5264,7 @@
                     <pic:cNvPicPr/>
                   </pic:nvPicPr>
                   <pic:blipFill>
-                    <a:blip r:embed="rId37" cstate="print">
+                    <a:blip r:embed="rId41" cstate="print">
                       <a:extLst>
                         <a:ext uri="{28A0092B-C50C-407E-A947-70E740481C1C}">
                           <a14:useLocalDpi xmlns:a14="http://schemas.microsoft.com/office/drawing/2010/main" val="0"/>
@@ -7155,7 +7242,7 @@
         </w:rPr>
         <w:t xml:space="preserve">, url: </w:t>
       </w:r>
-      <w:hyperlink r:id="rId38" w:tgtFrame="_blank" w:history="1">
+      <w:hyperlink r:id="rId42" w:tgtFrame="_blank" w:history="1">
         <w:r>
           <w:rPr>
             <w:rStyle w:val="Hyperlink"/>
@@ -8805,7 +8892,6 @@
   <w:style w:type="character" w:default="1" w:styleId="DefaultParagraphFont">
     <w:name w:val="Default Paragraph Font"/>
     <w:uiPriority w:val="1"/>
-    <w:semiHidden/>
     <w:unhideWhenUsed/>
   </w:style>
   <w:style w:type="table" w:default="1" w:styleId="TableNormal">
@@ -9564,6 +9650,10 @@
 </file>
 
 <file path=customXml/item1.xml><?xml version="1.0" encoding="utf-8"?>
+<b:Sources xmlns:b="http://schemas.openxmlformats.org/officeDocument/2006/bibliography" xmlns="http://schemas.openxmlformats.org/officeDocument/2006/bibliography" SelectedStyle="\APASixthEditionOfficeOnline.xsl" StyleName="APA" Version="6"/>
+</file>
+
+<file path=customXml/item2.xml><?xml version="1.0" encoding="utf-8"?>
 <ct:contentTypeSchema xmlns:ct="http://schemas.microsoft.com/office/2006/metadata/contentType" xmlns:ma="http://schemas.microsoft.com/office/2006/metadata/properties/metaAttributes" ct:_="" ma:_="" ma:contentTypeName="Document" ma:contentTypeID="0x010100299D9875C718C345BFA1D653838BFD8C" ma:contentTypeVersion="10" ma:contentTypeDescription="Create a new document." ma:contentTypeScope="" ma:versionID="bfde175c19646c359afa5b4e5b3ffe59">
   <xsd:schema xmlns:xsd="http://www.w3.org/2001/XMLSchema" xmlns:xs="http://www.w3.org/2001/XMLSchema" xmlns:p="http://schemas.microsoft.com/office/2006/metadata/properties" xmlns:ns3="49190882-452f-4d13-b3ec-909bb649d7db" targetNamespace="http://schemas.microsoft.com/office/2006/metadata/properties" ma:root="true" ma:fieldsID="f80e8e9d5ee1deba54aa274ebe89eddd" ns3:_="">
     <xsd:import namespace="49190882-452f-4d13-b3ec-909bb649d7db"/>
@@ -9743,19 +9833,7 @@
 </ct:contentTypeSchema>
 </file>
 
-<file path=customXml/item2.xml><?xml version="1.0" encoding="utf-8"?>
-<b:Sources xmlns:b="http://schemas.openxmlformats.org/officeDocument/2006/bibliography" xmlns="http://schemas.openxmlformats.org/officeDocument/2006/bibliography" SelectedStyle="\APASixthEditionOfficeOnline.xsl" StyleName="APA" Version="6"/>
-</file>
-
 <file path=customXml/item3.xml><?xml version="1.0" encoding="utf-8"?>
-<p:properties xmlns:p="http://schemas.microsoft.com/office/2006/metadata/properties" xmlns:xsi="http://www.w3.org/2001/XMLSchema-instance" xmlns:pc="http://schemas.microsoft.com/office/infopath/2007/PartnerControls">
-  <documentManagement>
-    <_activity xmlns="49190882-452f-4d13-b3ec-909bb649d7db" xsi:nil="true"/>
-  </documentManagement>
-</p:properties>
-</file>
-
-<file path=customXml/item4.xml><?xml version="1.0" encoding="utf-8"?>
 <?mso-contentType ?>
 <FormTemplates xmlns="http://schemas.microsoft.com/sharepoint/v3/contenttype/forms">
   <Display>DocumentLibraryForm</Display>
@@ -9764,7 +9842,23 @@
 </FormTemplates>
 </file>
 
+<file path=customXml/item4.xml><?xml version="1.0" encoding="utf-8"?>
+<p:properties xmlns:p="http://schemas.microsoft.com/office/2006/metadata/properties" xmlns:xsi="http://www.w3.org/2001/XMLSchema-instance" xmlns:pc="http://schemas.microsoft.com/office/infopath/2007/PartnerControls">
+  <documentManagement>
+    <_activity xmlns="49190882-452f-4d13-b3ec-909bb649d7db" xsi:nil="true"/>
+  </documentManagement>
+</p:properties>
+</file>
+
 <file path=customXml/itemProps1.xml><?xml version="1.0" encoding="utf-8"?>
+<ds:datastoreItem xmlns:ds="http://schemas.openxmlformats.org/officeDocument/2006/customXml" ds:itemID="{DB7DA5F6-D56B-44DD-AF4C-7A1FB4A9106B}">
+  <ds:schemaRefs>
+    <ds:schemaRef ds:uri="http://schemas.openxmlformats.org/officeDocument/2006/bibliography"/>
+  </ds:schemaRefs>
+</ds:datastoreItem>
+</file>
+
+<file path=customXml/itemProps2.xml><?xml version="1.0" encoding="utf-8"?>
 <ds:datastoreItem xmlns:ds="http://schemas.openxmlformats.org/officeDocument/2006/customXml" ds:itemID="{68247C01-8B9F-4181-969B-75C1451E8AE1}">
   <ds:schemaRefs>
     <ds:schemaRef ds:uri="http://schemas.microsoft.com/office/2006/metadata/contentType"/>
@@ -9782,15 +9876,15 @@
 </ds:datastoreItem>
 </file>
 
-<file path=customXml/itemProps2.xml><?xml version="1.0" encoding="utf-8"?>
-<ds:datastoreItem xmlns:ds="http://schemas.openxmlformats.org/officeDocument/2006/customXml" ds:itemID="{DB7DA5F6-D56B-44DD-AF4C-7A1FB4A9106B}">
+<file path=customXml/itemProps3.xml><?xml version="1.0" encoding="utf-8"?>
+<ds:datastoreItem xmlns:ds="http://schemas.openxmlformats.org/officeDocument/2006/customXml" ds:itemID="{BFAFCB65-8865-49F5-BB3C-F1C4FFA61967}">
   <ds:schemaRefs>
-    <ds:schemaRef ds:uri="http://schemas.openxmlformats.org/officeDocument/2006/bibliography"/>
+    <ds:schemaRef ds:uri="http://schemas.microsoft.com/sharepoint/v3/contenttype/forms"/>
   </ds:schemaRefs>
 </ds:datastoreItem>
 </file>
 
-<file path=customXml/itemProps3.xml><?xml version="1.0" encoding="utf-8"?>
+<file path=customXml/itemProps4.xml><?xml version="1.0" encoding="utf-8"?>
 <ds:datastoreItem xmlns:ds="http://schemas.openxmlformats.org/officeDocument/2006/customXml" ds:itemID="{402EF4FC-B703-4D78-B52F-A5C0CB0045DF}">
   <ds:schemaRefs>
     <ds:schemaRef ds:uri="http://schemas.microsoft.com/office/2006/metadata/properties"/>
@@ -9798,12 +9892,4 @@
     <ds:schemaRef ds:uri="49190882-452f-4d13-b3ec-909bb649d7db"/>
   </ds:schemaRefs>
 </ds:datastoreItem>
-</file>
-
-<file path=customXml/itemProps4.xml><?xml version="1.0" encoding="utf-8"?>
-<ds:datastoreItem xmlns:ds="http://schemas.openxmlformats.org/officeDocument/2006/customXml" ds:itemID="{BFAFCB65-8865-49F5-BB3C-F1C4FFA61967}">
-  <ds:schemaRefs>
-    <ds:schemaRef ds:uri="http://schemas.microsoft.com/sharepoint/v3/contenttype/forms"/>
-  </ds:schemaRefs>
-</ds:datastoreItem>
 </file>